--- a/Laporan_CIFAR10/6_GrayNTSC_test.docx
+++ b/Laporan_CIFAR10/6_GrayNTSC_test.docx
@@ -348,6 +348,20 @@
         <w:t>3. Environment dan Konfigurasi</w:t>
       </w:r>
     </w:p>
+    <w:p>
+      <w:pPr>
+        <w:spacing w:before="0" w:after="100" w:line="276" w:lineRule="auto"/>
+        <w:jc w:val="both"/>
+      </w:pPr>
+      <w:r>
+        <w:rPr>
+          <w:rFonts w:ascii="Times New Roman" w:hAnsi="Times New Roman"/>
+          <w:i w:val="0"/>
+          <w:sz w:val="23"/>
+        </w:rPr>
+        <w:t>Berikut rincian spesifikasi lingkungan komputasi, perangkat keras, dan konfigurasi sistem yang digunakan pada pengujian ini:</w:t>
+      </w:r>
+    </w:p>
     <w:tbl>
       <w:tblPr>
         <w:tblW w:type="auto" w:w="0"/>
@@ -355,12 +369,12 @@
         <w:tblLayout w:type="fixed"/>
         <w:tblLook w:firstColumn="1" w:firstRow="1" w:lastColumn="0" w:lastRow="0" w:noHBand="0" w:noVBand="1" w:val="04A0"/>
         <w:tblBorders>
-          <w:top w:val="single" w:sz="4" w:space="0" w:color="C5D0C8"/>
-          <w:bottom w:val="single" w:sz="4" w:space="0" w:color="C5D0C8"/>
-          <w:insideH w:val="single" w:sz="4" w:space="0" w:color="C5D0C8"/>
-          <w:insideV w:val="none"/>
-          <w:left w:val="none"/>
-          <w:right w:val="none"/>
+          <w:top w:val="single" w:sz="4" w:space="0" w:color="000000"/>
+          <w:bottom w:val="single" w:sz="4" w:space="0" w:color="000000"/>
+          <w:left w:val="single" w:sz="4" w:space="0" w:color="000000"/>
+          <w:right w:val="single" w:sz="4" w:space="0" w:color="000000"/>
+          <w:insideH w:val="single" w:sz="4" w:space="0" w:color="000000"/>
+          <w:insideV w:val="single" w:sz="4" w:space="0" w:color="000000"/>
         </w:tblBorders>
       </w:tblPr>
       <w:tblGrid>
@@ -370,55 +384,53 @@
       <w:tr>
         <w:tc>
           <w:tcPr>
-            <w:tcW w:type="dxa" w:w="3456"/>
-            <w:shd w:fill="2E5339"/>
+            <w:tcW w:type="dxa" w:w="2592"/>
+            <w:shd w:fill="FFFFFF"/>
             <w:tcMar>
-              <w:top w:w="120" w:type="dxa"/>
-              <w:bottom w:w="120" w:type="dxa"/>
-              <w:left w:w="140" w:type="dxa"/>
-              <w:right w:w="140" w:type="dxa"/>
+              <w:top w:w="100" w:type="dxa"/>
+              <w:bottom w:w="100" w:type="dxa"/>
+              <w:left w:w="130" w:type="dxa"/>
+              <w:right w:w="130" w:type="dxa"/>
             </w:tcMar>
           </w:tcPr>
           <w:p>
             <w:pPr>
-              <w:spacing w:before="0" w:after="0"/>
-              <w:jc w:val="center"/>
+              <w:jc w:val="left"/>
             </w:pPr>
             <w:r>
               <w:rPr>
                 <w:rFonts w:ascii="Times New Roman" w:hAnsi="Times New Roman"/>
                 <w:b/>
-                <w:color w:val="FFFFFF"/>
-                <w:sz w:val="20"/>
+                <w:color w:val="000000"/>
+                <w:sz w:val="21"/>
               </w:rPr>
-              <w:t>Komponen Pengujian</w:t>
+              <w:t>Item</w:t>
             </w:r>
           </w:p>
         </w:tc>
         <w:tc>
           <w:tcPr>
-            <w:tcW w:type="dxa" w:w="5573"/>
-            <w:shd w:fill="2E5339"/>
+            <w:tcW w:type="dxa" w:w="6437"/>
+            <w:shd w:fill="FFFFFF"/>
             <w:tcMar>
-              <w:top w:w="120" w:type="dxa"/>
-              <w:bottom w:w="120" w:type="dxa"/>
-              <w:left w:w="140" w:type="dxa"/>
-              <w:right w:w="140" w:type="dxa"/>
+              <w:top w:w="100" w:type="dxa"/>
+              <w:bottom w:w="100" w:type="dxa"/>
+              <w:left w:w="130" w:type="dxa"/>
+              <w:right w:w="130" w:type="dxa"/>
             </w:tcMar>
           </w:tcPr>
           <w:p>
             <w:pPr>
-              <w:spacing w:before="0" w:after="0"/>
-              <w:jc w:val="center"/>
+              <w:jc w:val="left"/>
             </w:pPr>
             <w:r>
               <w:rPr>
                 <w:rFonts w:ascii="Times New Roman" w:hAnsi="Times New Roman"/>
                 <w:b/>
-                <w:color w:val="FFFFFF"/>
-                <w:sz w:val="20"/>
+                <w:color w:val="000000"/>
+                <w:sz w:val="21"/>
               </w:rPr>
-              <w:t>Keterangan Spesifikasi</w:t>
+              <w:t>Keterangan</w:t>
             </w:r>
           </w:p>
         </w:tc>
@@ -426,49 +438,51 @@
       <w:tr>
         <w:tc>
           <w:tcPr>
-            <w:tcW w:type="dxa" w:w="3456"/>
+            <w:tcW w:type="dxa" w:w="2592"/>
             <w:shd w:fill="FFFFFF"/>
             <w:tcMar>
-              <w:top w:w="80" w:type="dxa"/>
-              <w:bottom w:w="80" w:type="dxa"/>
+              <w:top w:w="85" w:type="dxa"/>
+              <w:bottom w:w="85" w:type="dxa"/>
               <w:left w:w="120" w:type="dxa"/>
               <w:right w:w="120" w:type="dxa"/>
             </w:tcMar>
           </w:tcPr>
           <w:p>
             <w:pPr>
-              <w:spacing w:before="0" w:after="0"/>
               <w:jc w:val="left"/>
             </w:pPr>
             <w:r>
               <w:rPr>
                 <w:rFonts w:ascii="Times New Roman" w:hAnsi="Times New Roman"/>
-                <w:sz w:val="19"/>
+                <w:b w:val="0"/>
+                <w:color w:val="000000"/>
+                <w:sz w:val="20"/>
               </w:rPr>
-              <w:t>Nama Notebook</w:t>
+              <w:t>Sumber Kode</w:t>
             </w:r>
           </w:p>
         </w:tc>
         <w:tc>
           <w:tcPr>
-            <w:tcW w:type="dxa" w:w="5573"/>
+            <w:tcW w:type="dxa" w:w="6437"/>
             <w:shd w:fill="FFFFFF"/>
             <w:tcMar>
-              <w:top w:w="80" w:type="dxa"/>
-              <w:bottom w:w="80" w:type="dxa"/>
+              <w:top w:w="85" w:type="dxa"/>
+              <w:bottom w:w="85" w:type="dxa"/>
               <w:left w:w="120" w:type="dxa"/>
               <w:right w:w="120" w:type="dxa"/>
             </w:tcMar>
           </w:tcPr>
           <w:p>
             <w:pPr>
-              <w:spacing w:before="0" w:after="0"/>
               <w:jc w:val="left"/>
             </w:pPr>
             <w:r>
               <w:rPr>
                 <w:rFonts w:ascii="Times New Roman" w:hAnsi="Times New Roman"/>
-                <w:sz w:val="19"/>
+                <w:b w:val="0"/>
+                <w:color w:val="000000"/>
+                <w:sz w:val="20"/>
               </w:rPr>
               <w:t>6_GrayNTSC_test.ipynb</w:t>
             </w:r>
@@ -478,51 +492,53 @@
       <w:tr>
         <w:tc>
           <w:tcPr>
-            <w:tcW w:type="dxa" w:w="3456"/>
-            <w:shd w:fill="F4F7F5"/>
+            <w:tcW w:type="dxa" w:w="2592"/>
+            <w:shd w:fill="FFFFFF"/>
             <w:tcMar>
-              <w:top w:w="80" w:type="dxa"/>
-              <w:bottom w:w="80" w:type="dxa"/>
+              <w:top w:w="85" w:type="dxa"/>
+              <w:bottom w:w="85" w:type="dxa"/>
               <w:left w:w="120" w:type="dxa"/>
               <w:right w:w="120" w:type="dxa"/>
             </w:tcMar>
           </w:tcPr>
           <w:p>
             <w:pPr>
-              <w:spacing w:before="0" w:after="0"/>
               <w:jc w:val="left"/>
             </w:pPr>
             <w:r>
               <w:rPr>
                 <w:rFonts w:ascii="Times New Roman" w:hAnsi="Times New Roman"/>
-                <w:sz w:val="19"/>
+                <w:b w:val="0"/>
+                <w:color w:val="000000"/>
+                <w:sz w:val="20"/>
               </w:rPr>
-              <w:t>Format Test Set</w:t>
+              <w:t>Environment</w:t>
             </w:r>
           </w:p>
         </w:tc>
         <w:tc>
           <w:tcPr>
-            <w:tcW w:type="dxa" w:w="5573"/>
-            <w:shd w:fill="F4F7F5"/>
+            <w:tcW w:type="dxa" w:w="6437"/>
+            <w:shd w:fill="FFFFFF"/>
             <w:tcMar>
-              <w:top w:w="80" w:type="dxa"/>
-              <w:bottom w:w="80" w:type="dxa"/>
+              <w:top w:w="85" w:type="dxa"/>
+              <w:bottom w:w="85" w:type="dxa"/>
               <w:left w:w="120" w:type="dxa"/>
               <w:right w:w="120" w:type="dxa"/>
             </w:tcMar>
           </w:tcPr>
           <w:p>
             <w:pPr>
-              <w:spacing w:before="0" w:after="0"/>
               <w:jc w:val="left"/>
             </w:pPr>
             <w:r>
               <w:rPr>
                 <w:rFonts w:ascii="Times New Roman" w:hAnsi="Times New Roman"/>
-                <w:sz w:val="19"/>
+                <w:b w:val="0"/>
+                <w:color w:val="000000"/>
+                <w:sz w:val="20"/>
               </w:rPr>
-              <w:t>10.000 citra Grayscale NTSC (32, 32, 1)</w:t>
+              <w:t>Jupyter Notebook (lokal), kernel Python (CNNgpu), TensorFlow 2.10.1, GPU terdeteksi (GPU available: True)</w:t>
             </w:r>
           </w:p>
         </w:tc>
@@ -530,51 +546,53 @@
       <w:tr>
         <w:tc>
           <w:tcPr>
-            <w:tcW w:type="dxa" w:w="3456"/>
+            <w:tcW w:type="dxa" w:w="2592"/>
             <w:shd w:fill="FFFFFF"/>
             <w:tcMar>
-              <w:top w:w="80" w:type="dxa"/>
-              <w:bottom w:w="80" w:type="dxa"/>
+              <w:top w:w="85" w:type="dxa"/>
+              <w:bottom w:w="85" w:type="dxa"/>
               <w:left w:w="120" w:type="dxa"/>
               <w:right w:w="120" w:type="dxa"/>
             </w:tcMar>
           </w:tcPr>
           <w:p>
             <w:pPr>
-              <w:spacing w:before="0" w:after="0"/>
               <w:jc w:val="left"/>
             </w:pPr>
             <w:r>
               <w:rPr>
                 <w:rFonts w:ascii="Times New Roman" w:hAnsi="Times New Roman"/>
-                <w:sz w:val="19"/>
+                <w:b w:val="0"/>
+                <w:color w:val="000000"/>
+                <w:sz w:val="20"/>
               </w:rPr>
-              <w:t>Model CNN yang Diuji</w:t>
+              <w:t>CPU</w:t>
             </w:r>
           </w:p>
         </w:tc>
         <w:tc>
           <w:tcPr>
-            <w:tcW w:type="dxa" w:w="5573"/>
+            <w:tcW w:type="dxa" w:w="6437"/>
             <w:shd w:fill="FFFFFF"/>
             <w:tcMar>
-              <w:top w:w="80" w:type="dxa"/>
-              <w:bottom w:w="80" w:type="dxa"/>
+              <w:top w:w="85" w:type="dxa"/>
+              <w:bottom w:w="85" w:type="dxa"/>
               <w:left w:w="120" w:type="dxa"/>
               <w:right w:w="120" w:type="dxa"/>
             </w:tcMar>
           </w:tcPr>
           <w:p>
             <w:pPr>
-              <w:spacing w:before="0" w:after="0"/>
               <w:jc w:val="left"/>
             </w:pPr>
             <w:r>
               <w:rPr>
                 <w:rFonts w:ascii="Times New Roman" w:hAnsi="Times New Roman"/>
-                <w:sz w:val="19"/>
+                <w:b w:val="0"/>
+                <w:color w:val="000000"/>
+                <w:sz w:val="20"/>
               </w:rPr>
-              <w:t>Custom Deep Residual CNN (custom_cnn_ntsc)</w:t>
+              <w:t>Intel Core i7-13620H</w:t>
             </w:r>
           </w:p>
         </w:tc>
@@ -582,51 +600,53 @@
       <w:tr>
         <w:tc>
           <w:tcPr>
-            <w:tcW w:type="dxa" w:w="3456"/>
-            <w:shd w:fill="F4F7F5"/>
+            <w:tcW w:type="dxa" w:w="2592"/>
+            <w:shd w:fill="FFFFFF"/>
             <w:tcMar>
-              <w:top w:w="80" w:type="dxa"/>
-              <w:bottom w:w="80" w:type="dxa"/>
+              <w:top w:w="85" w:type="dxa"/>
+              <w:bottom w:w="85" w:type="dxa"/>
               <w:left w:w="120" w:type="dxa"/>
               <w:right w:w="120" w:type="dxa"/>
             </w:tcMar>
           </w:tcPr>
           <w:p>
             <w:pPr>
-              <w:spacing w:before="0" w:after="0"/>
               <w:jc w:val="left"/>
             </w:pPr>
             <w:r>
               <w:rPr>
                 <w:rFonts w:ascii="Times New Roman" w:hAnsi="Times New Roman"/>
-                <w:sz w:val="19"/>
+                <w:b w:val="0"/>
+                <w:color w:val="000000"/>
+                <w:sz w:val="20"/>
               </w:rPr>
-              <w:t>Model SVM yang Diuji</w:t>
+              <w:t>GPU</w:t>
             </w:r>
           </w:p>
         </w:tc>
         <w:tc>
           <w:tcPr>
-            <w:tcW w:type="dxa" w:w="5573"/>
-            <w:shd w:fill="F4F7F5"/>
+            <w:tcW w:type="dxa" w:w="6437"/>
+            <w:shd w:fill="FFFFFF"/>
             <w:tcMar>
-              <w:top w:w="80" w:type="dxa"/>
-              <w:bottom w:w="80" w:type="dxa"/>
+              <w:top w:w="85" w:type="dxa"/>
+              <w:bottom w:w="85" w:type="dxa"/>
               <w:left w:w="120" w:type="dxa"/>
               <w:right w:w="120" w:type="dxa"/>
             </w:tcMar>
           </w:tcPr>
           <w:p>
             <w:pPr>
-              <w:spacing w:before="0" w:after="0"/>
               <w:jc w:val="left"/>
             </w:pPr>
             <w:r>
               <w:rPr>
                 <w:rFonts w:ascii="Times New Roman" w:hAnsi="Times New Roman"/>
-                <w:sz w:val="19"/>
+                <w:b w:val="0"/>
+                <w:color w:val="000000"/>
+                <w:sz w:val="20"/>
               </w:rPr>
-              <w:t>SVM RBF (C=1.0, gamma=0.006522)</w:t>
+              <w:t>Hybrid Graphics: NVIDIA GeForce RTX 2050 4GB (Discrete GPU) + Intel UHD Graphics (Integrated GPU)</w:t>
             </w:r>
           </w:p>
         </w:tc>
@@ -634,51 +654,269 @@
       <w:tr>
         <w:tc>
           <w:tcPr>
-            <w:tcW w:type="dxa" w:w="3456"/>
+            <w:tcW w:type="dxa" w:w="2592"/>
             <w:shd w:fill="FFFFFF"/>
             <w:tcMar>
-              <w:top w:w="80" w:type="dxa"/>
-              <w:bottom w:w="80" w:type="dxa"/>
+              <w:top w:w="85" w:type="dxa"/>
+              <w:bottom w:w="85" w:type="dxa"/>
               <w:left w:w="120" w:type="dxa"/>
               <w:right w:w="120" w:type="dxa"/>
             </w:tcMar>
           </w:tcPr>
           <w:p>
             <w:pPr>
-              <w:spacing w:before="0" w:after="0"/>
               <w:jc w:val="left"/>
             </w:pPr>
             <w:r>
               <w:rPr>
                 <w:rFonts w:ascii="Times New Roman" w:hAnsi="Times New Roman"/>
-                <w:sz w:val="19"/>
+                <w:b w:val="0"/>
+                <w:color w:val="000000"/>
+                <w:sz w:val="20"/>
               </w:rPr>
-              <w:t>Dimensi Vektor Fitur</w:t>
+              <w:t>RAM</w:t>
             </w:r>
           </w:p>
         </w:tc>
         <w:tc>
           <w:tcPr>
-            <w:tcW w:type="dxa" w:w="5573"/>
+            <w:tcW w:type="dxa" w:w="6437"/>
             <w:shd w:fill="FFFFFF"/>
             <w:tcMar>
-              <w:top w:w="80" w:type="dxa"/>
-              <w:bottom w:w="80" w:type="dxa"/>
+              <w:top w:w="85" w:type="dxa"/>
+              <w:bottom w:w="85" w:type="dxa"/>
               <w:left w:w="120" w:type="dxa"/>
               <w:right w:w="120" w:type="dxa"/>
             </w:tcMar>
           </w:tcPr>
           <w:p>
             <w:pPr>
-              <w:spacing w:before="0" w:after="0"/>
               <w:jc w:val="left"/>
             </w:pPr>
             <w:r>
               <w:rPr>
                 <w:rFonts w:ascii="Times New Roman" w:hAnsi="Times New Roman"/>
-                <w:sz w:val="19"/>
+                <w:b w:val="0"/>
+                <w:color w:val="000000"/>
+                <w:sz w:val="20"/>
               </w:rPr>
-              <w:t>(10000, 512)</w:t>
+              <w:t>16 GB</w:t>
+            </w:r>
+          </w:p>
+        </w:tc>
+      </w:tr>
+      <w:tr>
+        <w:tc>
+          <w:tcPr>
+            <w:tcW w:type="dxa" w:w="2592"/>
+            <w:shd w:fill="FFFFFF"/>
+            <w:tcMar>
+              <w:top w:w="85" w:type="dxa"/>
+              <w:bottom w:w="85" w:type="dxa"/>
+              <w:left w:w="120" w:type="dxa"/>
+              <w:right w:w="120" w:type="dxa"/>
+            </w:tcMar>
+          </w:tcPr>
+          <w:p>
+            <w:pPr>
+              <w:jc w:val="left"/>
+            </w:pPr>
+            <w:r>
+              <w:rPr>
+                <w:rFonts w:ascii="Times New Roman" w:hAnsi="Times New Roman"/>
+                <w:b w:val="0"/>
+                <w:color w:val="000000"/>
+                <w:sz w:val="20"/>
+              </w:rPr>
+              <w:t>Framework</w:t>
+            </w:r>
+          </w:p>
+        </w:tc>
+        <w:tc>
+          <w:tcPr>
+            <w:tcW w:type="dxa" w:w="6437"/>
+            <w:shd w:fill="FFFFFF"/>
+            <w:tcMar>
+              <w:top w:w="85" w:type="dxa"/>
+              <w:bottom w:w="85" w:type="dxa"/>
+              <w:left w:w="120" w:type="dxa"/>
+              <w:right w:w="120" w:type="dxa"/>
+            </w:tcMar>
+          </w:tcPr>
+          <w:p>
+            <w:pPr>
+              <w:jc w:val="left"/>
+            </w:pPr>
+            <w:r>
+              <w:rPr>
+                <w:rFonts w:ascii="Times New Roman" w:hAnsi="Times New Roman"/>
+                <w:b w:val="0"/>
+                <w:color w:val="000000"/>
+                <w:sz w:val="20"/>
+              </w:rPr>
+              <w:t>TensorFlow / Keras, scikit-learn (GridSearchCV, SVC, Pipeline), h5py, Matplotlib</w:t>
+            </w:r>
+          </w:p>
+        </w:tc>
+      </w:tr>
+      <w:tr>
+        <w:tc>
+          <w:tcPr>
+            <w:tcW w:type="dxa" w:w="2592"/>
+            <w:shd w:fill="FFFFFF"/>
+            <w:tcMar>
+              <w:top w:w="85" w:type="dxa"/>
+              <w:bottom w:w="85" w:type="dxa"/>
+              <w:left w:w="120" w:type="dxa"/>
+              <w:right w:w="120" w:type="dxa"/>
+            </w:tcMar>
+          </w:tcPr>
+          <w:p>
+            <w:pPr>
+              <w:jc w:val="left"/>
+            </w:pPr>
+            <w:r>
+              <w:rPr>
+                <w:rFonts w:ascii="Times New Roman" w:hAnsi="Times New Roman"/>
+                <w:b w:val="0"/>
+                <w:color w:val="000000"/>
+                <w:sz w:val="20"/>
+              </w:rPr>
+              <w:t>Dataset</w:t>
+            </w:r>
+          </w:p>
+        </w:tc>
+        <w:tc>
+          <w:tcPr>
+            <w:tcW w:type="dxa" w:w="6437"/>
+            <w:shd w:fill="FFFFFF"/>
+            <w:tcMar>
+              <w:top w:w="85" w:type="dxa"/>
+              <w:bottom w:w="85" w:type="dxa"/>
+              <w:left w:w="120" w:type="dxa"/>
+              <w:right w:w="120" w:type="dxa"/>
+            </w:tcMar>
+          </w:tcPr>
+          <w:p>
+            <w:pPr>
+              <w:jc w:val="left"/>
+            </w:pPr>
+            <w:r>
+              <w:rPr>
+                <w:rFonts w:ascii="Times New Roman" w:hAnsi="Times New Roman"/>
+                <w:b w:val="0"/>
+                <w:color w:val="000000"/>
+                <w:sz w:val="20"/>
+              </w:rPr>
+              <w:t>CIFAR-10 data testing (10.000 citra Grayscale NTSC 32x32x1, 1.000 citra per kelas)</w:t>
+            </w:r>
+          </w:p>
+        </w:tc>
+      </w:tr>
+      <w:tr>
+        <w:tc>
+          <w:tcPr>
+            <w:tcW w:type="dxa" w:w="2592"/>
+            <w:shd w:fill="FFFFFF"/>
+            <w:tcMar>
+              <w:top w:w="85" w:type="dxa"/>
+              <w:bottom w:w="85" w:type="dxa"/>
+              <w:left w:w="120" w:type="dxa"/>
+              <w:right w:w="120" w:type="dxa"/>
+            </w:tcMar>
+          </w:tcPr>
+          <w:p>
+            <w:pPr>
+              <w:jc w:val="left"/>
+            </w:pPr>
+            <w:r>
+              <w:rPr>
+                <w:rFonts w:ascii="Times New Roman" w:hAnsi="Times New Roman"/>
+                <w:b w:val="0"/>
+                <w:color w:val="000000"/>
+                <w:sz w:val="20"/>
+              </w:rPr>
+              <w:t>Reproducibility</w:t>
+            </w:r>
+          </w:p>
+        </w:tc>
+        <w:tc>
+          <w:tcPr>
+            <w:tcW w:type="dxa" w:w="6437"/>
+            <w:shd w:fill="FFFFFF"/>
+            <w:tcMar>
+              <w:top w:w="85" w:type="dxa"/>
+              <w:bottom w:w="85" w:type="dxa"/>
+              <w:left w:w="120" w:type="dxa"/>
+              <w:right w:w="120" w:type="dxa"/>
+            </w:tcMar>
+          </w:tcPr>
+          <w:p>
+            <w:pPr>
+              <w:jc w:val="left"/>
+            </w:pPr>
+            <w:r>
+              <w:rPr>
+                <w:rFonts w:ascii="Times New Roman" w:hAnsi="Times New Roman"/>
+                <w:b w:val="0"/>
+                <w:color w:val="000000"/>
+                <w:sz w:val="20"/>
+              </w:rPr>
+              <w:t>RANDOM_STATE = 23092026</w:t>
+            </w:r>
+          </w:p>
+        </w:tc>
+      </w:tr>
+      <w:tr>
+        <w:tc>
+          <w:tcPr>
+            <w:tcW w:type="dxa" w:w="2592"/>
+            <w:shd w:fill="FFFFFF"/>
+            <w:tcMar>
+              <w:top w:w="85" w:type="dxa"/>
+              <w:bottom w:w="85" w:type="dxa"/>
+              <w:left w:w="120" w:type="dxa"/>
+              <w:right w:w="120" w:type="dxa"/>
+            </w:tcMar>
+          </w:tcPr>
+          <w:p>
+            <w:pPr>
+              <w:jc w:val="left"/>
+            </w:pPr>
+            <w:r>
+              <w:rPr>
+                <w:rFonts w:ascii="Times New Roman" w:hAnsi="Times New Roman"/>
+                <w:b w:val="0"/>
+                <w:color w:val="000000"/>
+                <w:sz w:val="20"/>
+              </w:rPr>
+              <w:t>Model yang Diuji</w:t>
+            </w:r>
+          </w:p>
+        </w:tc>
+        <w:tc>
+          <w:tcPr>
+            <w:tcW w:type="dxa" w:w="6437"/>
+            <w:shd w:fill="FFFFFF"/>
+            <w:tcMar>
+              <w:top w:w="85" w:type="dxa"/>
+              <w:bottom w:w="85" w:type="dxa"/>
+              <w:left w:w="120" w:type="dxa"/>
+              <w:right w:w="120" w:type="dxa"/>
+            </w:tcMar>
+          </w:tcPr>
+          <w:p>
+            <w:pPr>
+              <w:jc w:val="left"/>
+            </w:pPr>
+            <w:r>
+              <w:rPr>
+                <w:rFonts w:ascii="Times New Roman" w:hAnsi="Times New Roman"/>
+                <w:b w:val="0"/>
+                <w:color w:val="000000"/>
+                <w:sz w:val="20"/>
+              </w:rPr>
+              <w:t>custom_cnn_cifar10_final.keras (Custom CNN custom_cnn_ntsc + Scaler + SVM pipeline), confusion_matrix_cnn.png, confusion_matrix_svm.png</w:t>
             </w:r>
           </w:p>
         </w:tc>
@@ -870,12 +1108,12 @@
         <w:tblLayout w:type="fixed"/>
         <w:tblLook w:firstColumn="1" w:firstRow="1" w:lastColumn="0" w:lastRow="0" w:noHBand="0" w:noVBand="1" w:val="04A0"/>
         <w:tblBorders>
-          <w:top w:val="single" w:sz="4" w:space="0" w:color="C5D0C8"/>
-          <w:bottom w:val="single" w:sz="4" w:space="0" w:color="C5D0C8"/>
-          <w:insideH w:val="single" w:sz="4" w:space="0" w:color="C5D0C8"/>
-          <w:insideV w:val="none"/>
-          <w:left w:val="none"/>
-          <w:right w:val="none"/>
+          <w:top w:val="single" w:sz="4" w:space="0" w:color="555555"/>
+          <w:bottom w:val="single" w:sz="4" w:space="0" w:color="555555"/>
+          <w:left w:val="single" w:sz="4" w:space="0" w:color="555555"/>
+          <w:right w:val="single" w:sz="4" w:space="0" w:color="555555"/>
+          <w:insideH w:val="single" w:sz="4" w:space="0" w:color="555555"/>
+          <w:insideV w:val="single" w:sz="4" w:space="0" w:color="555555"/>
         </w:tblBorders>
       </w:tblPr>
       <w:tblGrid>
@@ -891,15 +1129,14 @@
             <w:tcW w:type="dxa" w:w="2304"/>
             <w:shd w:fill="2E5339"/>
             <w:tcMar>
-              <w:top w:w="120" w:type="dxa"/>
-              <w:bottom w:w="120" w:type="dxa"/>
-              <w:left w:w="140" w:type="dxa"/>
-              <w:right w:w="140" w:type="dxa"/>
+              <w:top w:w="110" w:type="dxa"/>
+              <w:bottom w:w="110" w:type="dxa"/>
+              <w:left w:w="130" w:type="dxa"/>
+              <w:right w:w="130" w:type="dxa"/>
             </w:tcMar>
           </w:tcPr>
           <w:p>
             <w:pPr>
-              <w:spacing w:before="0" w:after="0"/>
               <w:jc w:val="center"/>
             </w:pPr>
             <w:r>
@@ -918,15 +1155,14 @@
             <w:tcW w:type="dxa" w:w="1656"/>
             <w:shd w:fill="2E5339"/>
             <w:tcMar>
-              <w:top w:w="120" w:type="dxa"/>
-              <w:bottom w:w="120" w:type="dxa"/>
-              <w:left w:w="140" w:type="dxa"/>
-              <w:right w:w="140" w:type="dxa"/>
+              <w:top w:w="110" w:type="dxa"/>
+              <w:bottom w:w="110" w:type="dxa"/>
+              <w:left w:w="130" w:type="dxa"/>
+              <w:right w:w="130" w:type="dxa"/>
             </w:tcMar>
           </w:tcPr>
           <w:p>
             <w:pPr>
-              <w:spacing w:before="0" w:after="0"/>
               <w:jc w:val="center"/>
             </w:pPr>
             <w:r>
@@ -945,15 +1181,14 @@
             <w:tcW w:type="dxa" w:w="1656"/>
             <w:shd w:fill="2E5339"/>
             <w:tcMar>
-              <w:top w:w="120" w:type="dxa"/>
-              <w:bottom w:w="120" w:type="dxa"/>
-              <w:left w:w="140" w:type="dxa"/>
-              <w:right w:w="140" w:type="dxa"/>
+              <w:top w:w="110" w:type="dxa"/>
+              <w:bottom w:w="110" w:type="dxa"/>
+              <w:left w:w="130" w:type="dxa"/>
+              <w:right w:w="130" w:type="dxa"/>
             </w:tcMar>
           </w:tcPr>
           <w:p>
             <w:pPr>
-              <w:spacing w:before="0" w:after="0"/>
               <w:jc w:val="center"/>
             </w:pPr>
             <w:r>
@@ -972,15 +1207,14 @@
             <w:tcW w:type="dxa" w:w="1656"/>
             <w:shd w:fill="2E5339"/>
             <w:tcMar>
-              <w:top w:w="120" w:type="dxa"/>
-              <w:bottom w:w="120" w:type="dxa"/>
-              <w:left w:w="140" w:type="dxa"/>
-              <w:right w:w="140" w:type="dxa"/>
+              <w:top w:w="110" w:type="dxa"/>
+              <w:bottom w:w="110" w:type="dxa"/>
+              <w:left w:w="130" w:type="dxa"/>
+              <w:right w:w="130" w:type="dxa"/>
             </w:tcMar>
           </w:tcPr>
           <w:p>
             <w:pPr>
-              <w:spacing w:before="0" w:after="0"/>
               <w:jc w:val="center"/>
             </w:pPr>
             <w:r>
@@ -999,15 +1233,14 @@
             <w:tcW w:type="dxa" w:w="1757"/>
             <w:shd w:fill="2E5339"/>
             <w:tcMar>
-              <w:top w:w="120" w:type="dxa"/>
-              <w:bottom w:w="120" w:type="dxa"/>
-              <w:left w:w="140" w:type="dxa"/>
-              <w:right w:w="140" w:type="dxa"/>
+              <w:top w:w="110" w:type="dxa"/>
+              <w:bottom w:w="110" w:type="dxa"/>
+              <w:left w:w="130" w:type="dxa"/>
+              <w:right w:w="130" w:type="dxa"/>
             </w:tcMar>
           </w:tcPr>
           <w:p>
             <w:pPr>
-              <w:spacing w:before="0" w:after="0"/>
               <w:jc w:val="center"/>
             </w:pPr>
             <w:r>
@@ -1036,7 +1269,6 @@
           </w:tcPr>
           <w:p>
             <w:pPr>
-              <w:spacing w:before="0" w:after="0"/>
               <w:jc w:val="center"/>
             </w:pPr>
             <w:r>
@@ -1061,7 +1293,6 @@
           </w:tcPr>
           <w:p>
             <w:pPr>
-              <w:spacing w:before="0" w:after="0"/>
               <w:jc w:val="center"/>
             </w:pPr>
             <w:r>
@@ -1086,7 +1317,6 @@
           </w:tcPr>
           <w:p>
             <w:pPr>
-              <w:spacing w:before="0" w:after="0"/>
               <w:jc w:val="center"/>
             </w:pPr>
             <w:r>
@@ -1111,7 +1341,6 @@
           </w:tcPr>
           <w:p>
             <w:pPr>
-              <w:spacing w:before="0" w:after="0"/>
               <w:jc w:val="center"/>
             </w:pPr>
             <w:r>
@@ -1136,7 +1365,6 @@
           </w:tcPr>
           <w:p>
             <w:pPr>
-              <w:spacing w:before="0" w:after="0"/>
               <w:jc w:val="center"/>
             </w:pPr>
             <w:r>
@@ -1163,7 +1391,6 @@
           </w:tcPr>
           <w:p>
             <w:pPr>
-              <w:spacing w:before="0" w:after="0"/>
               <w:jc w:val="center"/>
             </w:pPr>
             <w:r>
@@ -1188,7 +1415,6 @@
           </w:tcPr>
           <w:p>
             <w:pPr>
-              <w:spacing w:before="0" w:after="0"/>
               <w:jc w:val="center"/>
             </w:pPr>
             <w:r>
@@ -1213,7 +1439,6 @@
           </w:tcPr>
           <w:p>
             <w:pPr>
-              <w:spacing w:before="0" w:after="0"/>
               <w:jc w:val="center"/>
             </w:pPr>
             <w:r>
@@ -1238,7 +1463,6 @@
           </w:tcPr>
           <w:p>
             <w:pPr>
-              <w:spacing w:before="0" w:after="0"/>
               <w:jc w:val="center"/>
             </w:pPr>
             <w:r>
@@ -1263,7 +1487,6 @@
           </w:tcPr>
           <w:p>
             <w:pPr>
-              <w:spacing w:before="0" w:after="0"/>
               <w:jc w:val="center"/>
             </w:pPr>
             <w:r>
@@ -1290,7 +1513,6 @@
           </w:tcPr>
           <w:p>
             <w:pPr>
-              <w:spacing w:before="0" w:after="0"/>
               <w:jc w:val="center"/>
             </w:pPr>
             <w:r>
@@ -1315,7 +1537,6 @@
           </w:tcPr>
           <w:p>
             <w:pPr>
-              <w:spacing w:before="0" w:after="0"/>
               <w:jc w:val="center"/>
             </w:pPr>
             <w:r>
@@ -1340,7 +1561,6 @@
           </w:tcPr>
           <w:p>
             <w:pPr>
-              <w:spacing w:before="0" w:after="0"/>
               <w:jc w:val="center"/>
             </w:pPr>
             <w:r>
@@ -1365,7 +1585,6 @@
           </w:tcPr>
           <w:p>
             <w:pPr>
-              <w:spacing w:before="0" w:after="0"/>
               <w:jc w:val="center"/>
             </w:pPr>
             <w:r>
@@ -1390,7 +1609,6 @@
           </w:tcPr>
           <w:p>
             <w:pPr>
-              <w:spacing w:before="0" w:after="0"/>
               <w:jc w:val="center"/>
             </w:pPr>
             <w:r>
@@ -1417,7 +1635,6 @@
           </w:tcPr>
           <w:p>
             <w:pPr>
-              <w:spacing w:before="0" w:after="0"/>
               <w:jc w:val="center"/>
             </w:pPr>
             <w:r>
@@ -1442,7 +1659,6 @@
           </w:tcPr>
           <w:p>
             <w:pPr>
-              <w:spacing w:before="0" w:after="0"/>
               <w:jc w:val="center"/>
             </w:pPr>
             <w:r>
@@ -1467,7 +1683,6 @@
           </w:tcPr>
           <w:p>
             <w:pPr>
-              <w:spacing w:before="0" w:after="0"/>
               <w:jc w:val="center"/>
             </w:pPr>
             <w:r>
@@ -1492,7 +1707,6 @@
           </w:tcPr>
           <w:p>
             <w:pPr>
-              <w:spacing w:before="0" w:after="0"/>
               <w:jc w:val="center"/>
             </w:pPr>
             <w:r>
@@ -1517,7 +1731,6 @@
           </w:tcPr>
           <w:p>
             <w:pPr>
-              <w:spacing w:before="0" w:after="0"/>
               <w:jc w:val="center"/>
             </w:pPr>
             <w:r>
@@ -1544,7 +1757,6 @@
           </w:tcPr>
           <w:p>
             <w:pPr>
-              <w:spacing w:before="0" w:after="0"/>
               <w:jc w:val="center"/>
             </w:pPr>
             <w:r>
@@ -1569,7 +1781,6 @@
           </w:tcPr>
           <w:p>
             <w:pPr>
-              <w:spacing w:before="0" w:after="0"/>
               <w:jc w:val="center"/>
             </w:pPr>
             <w:r>
@@ -1594,7 +1805,6 @@
           </w:tcPr>
           <w:p>
             <w:pPr>
-              <w:spacing w:before="0" w:after="0"/>
               <w:jc w:val="center"/>
             </w:pPr>
             <w:r>
@@ -1619,7 +1829,6 @@
           </w:tcPr>
           <w:p>
             <w:pPr>
-              <w:spacing w:before="0" w:after="0"/>
               <w:jc w:val="center"/>
             </w:pPr>
             <w:r>
@@ -1644,7 +1853,6 @@
           </w:tcPr>
           <w:p>
             <w:pPr>
-              <w:spacing w:before="0" w:after="0"/>
               <w:jc w:val="center"/>
             </w:pPr>
             <w:r>
@@ -1671,7 +1879,6 @@
           </w:tcPr>
           <w:p>
             <w:pPr>
-              <w:spacing w:before="0" w:after="0"/>
               <w:jc w:val="center"/>
             </w:pPr>
             <w:r>
@@ -1696,7 +1903,6 @@
           </w:tcPr>
           <w:p>
             <w:pPr>
-              <w:spacing w:before="0" w:after="0"/>
               <w:jc w:val="center"/>
             </w:pPr>
             <w:r>
@@ -1721,7 +1927,6 @@
           </w:tcPr>
           <w:p>
             <w:pPr>
-              <w:spacing w:before="0" w:after="0"/>
               <w:jc w:val="center"/>
             </w:pPr>
             <w:r>
@@ -1746,7 +1951,6 @@
           </w:tcPr>
           <w:p>
             <w:pPr>
-              <w:spacing w:before="0" w:after="0"/>
               <w:jc w:val="center"/>
             </w:pPr>
             <w:r>
@@ -1771,7 +1975,6 @@
           </w:tcPr>
           <w:p>
             <w:pPr>
-              <w:spacing w:before="0" w:after="0"/>
               <w:jc w:val="center"/>
             </w:pPr>
             <w:r>
@@ -1798,7 +2001,6 @@
           </w:tcPr>
           <w:p>
             <w:pPr>
-              <w:spacing w:before="0" w:after="0"/>
               <w:jc w:val="center"/>
             </w:pPr>
             <w:r>
@@ -1823,7 +2025,6 @@
           </w:tcPr>
           <w:p>
             <w:pPr>
-              <w:spacing w:before="0" w:after="0"/>
               <w:jc w:val="center"/>
             </w:pPr>
             <w:r>
@@ -1848,7 +2049,6 @@
           </w:tcPr>
           <w:p>
             <w:pPr>
-              <w:spacing w:before="0" w:after="0"/>
               <w:jc w:val="center"/>
             </w:pPr>
             <w:r>
@@ -1873,7 +2073,6 @@
           </w:tcPr>
           <w:p>
             <w:pPr>
-              <w:spacing w:before="0" w:after="0"/>
               <w:jc w:val="center"/>
             </w:pPr>
             <w:r>
@@ -1898,7 +2097,6 @@
           </w:tcPr>
           <w:p>
             <w:pPr>
-              <w:spacing w:before="0" w:after="0"/>
               <w:jc w:val="center"/>
             </w:pPr>
             <w:r>
@@ -1925,7 +2123,6 @@
           </w:tcPr>
           <w:p>
             <w:pPr>
-              <w:spacing w:before="0" w:after="0"/>
               <w:jc w:val="center"/>
             </w:pPr>
             <w:r>
@@ -1950,7 +2147,6 @@
           </w:tcPr>
           <w:p>
             <w:pPr>
-              <w:spacing w:before="0" w:after="0"/>
               <w:jc w:val="center"/>
             </w:pPr>
             <w:r>
@@ -1975,7 +2171,6 @@
           </w:tcPr>
           <w:p>
             <w:pPr>
-              <w:spacing w:before="0" w:after="0"/>
               <w:jc w:val="center"/>
             </w:pPr>
             <w:r>
@@ -2000,7 +2195,6 @@
           </w:tcPr>
           <w:p>
             <w:pPr>
-              <w:spacing w:before="0" w:after="0"/>
               <w:jc w:val="center"/>
             </w:pPr>
             <w:r>
@@ -2025,7 +2219,6 @@
           </w:tcPr>
           <w:p>
             <w:pPr>
-              <w:spacing w:before="0" w:after="0"/>
               <w:jc w:val="center"/>
             </w:pPr>
             <w:r>
@@ -2052,7 +2245,6 @@
           </w:tcPr>
           <w:p>
             <w:pPr>
-              <w:spacing w:before="0" w:after="0"/>
               <w:jc w:val="center"/>
             </w:pPr>
             <w:r>
@@ -2077,7 +2269,6 @@
           </w:tcPr>
           <w:p>
             <w:pPr>
-              <w:spacing w:before="0" w:after="0"/>
               <w:jc w:val="center"/>
             </w:pPr>
             <w:r>
@@ -2102,7 +2293,6 @@
           </w:tcPr>
           <w:p>
             <w:pPr>
-              <w:spacing w:before="0" w:after="0"/>
               <w:jc w:val="center"/>
             </w:pPr>
             <w:r>
@@ -2127,7 +2317,6 @@
           </w:tcPr>
           <w:p>
             <w:pPr>
-              <w:spacing w:before="0" w:after="0"/>
               <w:jc w:val="center"/>
             </w:pPr>
             <w:r>
@@ -2152,7 +2341,6 @@
           </w:tcPr>
           <w:p>
             <w:pPr>
-              <w:spacing w:before="0" w:after="0"/>
               <w:jc w:val="center"/>
             </w:pPr>
             <w:r>
@@ -2179,7 +2367,6 @@
           </w:tcPr>
           <w:p>
             <w:pPr>
-              <w:spacing w:before="0" w:after="0"/>
               <w:jc w:val="center"/>
             </w:pPr>
             <w:r>
@@ -2204,7 +2391,6 @@
           </w:tcPr>
           <w:p>
             <w:pPr>
-              <w:spacing w:before="0" w:after="0"/>
               <w:jc w:val="center"/>
             </w:pPr>
             <w:r>
@@ -2229,7 +2415,6 @@
           </w:tcPr>
           <w:p>
             <w:pPr>
-              <w:spacing w:before="0" w:after="0"/>
               <w:jc w:val="center"/>
             </w:pPr>
             <w:r>
@@ -2254,7 +2439,6 @@
           </w:tcPr>
           <w:p>
             <w:pPr>
-              <w:spacing w:before="0" w:after="0"/>
               <w:jc w:val="center"/>
             </w:pPr>
             <w:r>
@@ -2279,7 +2463,6 @@
           </w:tcPr>
           <w:p>
             <w:pPr>
-              <w:spacing w:before="0" w:after="0"/>
               <w:jc w:val="center"/>
             </w:pPr>
             <w:r>
@@ -2306,7 +2489,6 @@
           </w:tcPr>
           <w:p>
             <w:pPr>
-              <w:spacing w:before="0" w:after="0"/>
               <w:jc w:val="left"/>
             </w:pPr>
             <w:r>
@@ -2331,7 +2513,6 @@
           </w:tcPr>
           <w:p>
             <w:pPr>
-              <w:spacing w:before="0" w:after="0"/>
               <w:jc w:val="center"/>
             </w:pPr>
             <w:r>
@@ -2356,7 +2537,6 @@
           </w:tcPr>
           <w:p>
             <w:pPr>
-              <w:spacing w:before="0" w:after="0"/>
               <w:jc w:val="center"/>
             </w:pPr>
             <w:r>
@@ -2381,7 +2561,6 @@
           </w:tcPr>
           <w:p>
             <w:pPr>
-              <w:spacing w:before="0" w:after="0"/>
               <w:jc w:val="center"/>
             </w:pPr>
             <w:r>
@@ -2406,7 +2585,6 @@
           </w:tcPr>
           <w:p>
             <w:pPr>
-              <w:spacing w:before="0" w:after="0"/>
               <w:jc w:val="center"/>
             </w:pPr>
             <w:r>
@@ -2517,12 +2695,12 @@
         <w:tblLayout w:type="fixed"/>
         <w:tblLook w:firstColumn="1" w:firstRow="1" w:lastColumn="0" w:lastRow="0" w:noHBand="0" w:noVBand="1" w:val="04A0"/>
         <w:tblBorders>
-          <w:top w:val="single" w:sz="4" w:space="0" w:color="C5D0C8"/>
-          <w:bottom w:val="single" w:sz="4" w:space="0" w:color="C5D0C8"/>
-          <w:insideH w:val="single" w:sz="4" w:space="0" w:color="C5D0C8"/>
-          <w:insideV w:val="none"/>
-          <w:left w:val="none"/>
-          <w:right w:val="none"/>
+          <w:top w:val="single" w:sz="4" w:space="0" w:color="555555"/>
+          <w:bottom w:val="single" w:sz="4" w:space="0" w:color="555555"/>
+          <w:left w:val="single" w:sz="4" w:space="0" w:color="555555"/>
+          <w:right w:val="single" w:sz="4" w:space="0" w:color="555555"/>
+          <w:insideH w:val="single" w:sz="4" w:space="0" w:color="555555"/>
+          <w:insideV w:val="single" w:sz="4" w:space="0" w:color="555555"/>
         </w:tblBorders>
       </w:tblPr>
       <w:tblGrid>
@@ -2538,15 +2716,14 @@
             <w:tcW w:type="dxa" w:w="2304"/>
             <w:shd w:fill="2E5339"/>
             <w:tcMar>
-              <w:top w:w="120" w:type="dxa"/>
-              <w:bottom w:w="120" w:type="dxa"/>
-              <w:left w:w="140" w:type="dxa"/>
-              <w:right w:w="140" w:type="dxa"/>
+              <w:top w:w="110" w:type="dxa"/>
+              <w:bottom w:w="110" w:type="dxa"/>
+              <w:left w:w="130" w:type="dxa"/>
+              <w:right w:w="130" w:type="dxa"/>
             </w:tcMar>
           </w:tcPr>
           <w:p>
             <w:pPr>
-              <w:spacing w:before="0" w:after="0"/>
               <w:jc w:val="center"/>
             </w:pPr>
             <w:r>
@@ -2565,15 +2742,14 @@
             <w:tcW w:type="dxa" w:w="1656"/>
             <w:shd w:fill="2E5339"/>
             <w:tcMar>
-              <w:top w:w="120" w:type="dxa"/>
-              <w:bottom w:w="120" w:type="dxa"/>
-              <w:left w:w="140" w:type="dxa"/>
-              <w:right w:w="140" w:type="dxa"/>
+              <w:top w:w="110" w:type="dxa"/>
+              <w:bottom w:w="110" w:type="dxa"/>
+              <w:left w:w="130" w:type="dxa"/>
+              <w:right w:w="130" w:type="dxa"/>
             </w:tcMar>
           </w:tcPr>
           <w:p>
             <w:pPr>
-              <w:spacing w:before="0" w:after="0"/>
               <w:jc w:val="center"/>
             </w:pPr>
             <w:r>
@@ -2592,15 +2768,14 @@
             <w:tcW w:type="dxa" w:w="1656"/>
             <w:shd w:fill="2E5339"/>
             <w:tcMar>
-              <w:top w:w="120" w:type="dxa"/>
-              <w:bottom w:w="120" w:type="dxa"/>
-              <w:left w:w="140" w:type="dxa"/>
-              <w:right w:w="140" w:type="dxa"/>
+              <w:top w:w="110" w:type="dxa"/>
+              <w:bottom w:w="110" w:type="dxa"/>
+              <w:left w:w="130" w:type="dxa"/>
+              <w:right w:w="130" w:type="dxa"/>
             </w:tcMar>
           </w:tcPr>
           <w:p>
             <w:pPr>
-              <w:spacing w:before="0" w:after="0"/>
               <w:jc w:val="center"/>
             </w:pPr>
             <w:r>
@@ -2619,15 +2794,14 @@
             <w:tcW w:type="dxa" w:w="1656"/>
             <w:shd w:fill="2E5339"/>
             <w:tcMar>
-              <w:top w:w="120" w:type="dxa"/>
-              <w:bottom w:w="120" w:type="dxa"/>
-              <w:left w:w="140" w:type="dxa"/>
-              <w:right w:w="140" w:type="dxa"/>
+              <w:top w:w="110" w:type="dxa"/>
+              <w:bottom w:w="110" w:type="dxa"/>
+              <w:left w:w="130" w:type="dxa"/>
+              <w:right w:w="130" w:type="dxa"/>
             </w:tcMar>
           </w:tcPr>
           <w:p>
             <w:pPr>
-              <w:spacing w:before="0" w:after="0"/>
               <w:jc w:val="center"/>
             </w:pPr>
             <w:r>
@@ -2646,15 +2820,14 @@
             <w:tcW w:type="dxa" w:w="1757"/>
             <w:shd w:fill="2E5339"/>
             <w:tcMar>
-              <w:top w:w="120" w:type="dxa"/>
-              <w:bottom w:w="120" w:type="dxa"/>
-              <w:left w:w="140" w:type="dxa"/>
-              <w:right w:w="140" w:type="dxa"/>
+              <w:top w:w="110" w:type="dxa"/>
+              <w:bottom w:w="110" w:type="dxa"/>
+              <w:left w:w="130" w:type="dxa"/>
+              <w:right w:w="130" w:type="dxa"/>
             </w:tcMar>
           </w:tcPr>
           <w:p>
             <w:pPr>
-              <w:spacing w:before="0" w:after="0"/>
               <w:jc w:val="center"/>
             </w:pPr>
             <w:r>
@@ -2683,7 +2856,6 @@
           </w:tcPr>
           <w:p>
             <w:pPr>
-              <w:spacing w:before="0" w:after="0"/>
               <w:jc w:val="center"/>
             </w:pPr>
             <w:r>
@@ -2708,7 +2880,6 @@
           </w:tcPr>
           <w:p>
             <w:pPr>
-              <w:spacing w:before="0" w:after="0"/>
               <w:jc w:val="center"/>
             </w:pPr>
             <w:r>
@@ -2733,7 +2904,6 @@
           </w:tcPr>
           <w:p>
             <w:pPr>
-              <w:spacing w:before="0" w:after="0"/>
               <w:jc w:val="center"/>
             </w:pPr>
             <w:r>
@@ -2758,7 +2928,6 @@
           </w:tcPr>
           <w:p>
             <w:pPr>
-              <w:spacing w:before="0" w:after="0"/>
               <w:jc w:val="center"/>
             </w:pPr>
             <w:r>
@@ -2783,7 +2952,6 @@
           </w:tcPr>
           <w:p>
             <w:pPr>
-              <w:spacing w:before="0" w:after="0"/>
               <w:jc w:val="center"/>
             </w:pPr>
             <w:r>
@@ -2810,7 +2978,6 @@
           </w:tcPr>
           <w:p>
             <w:pPr>
-              <w:spacing w:before="0" w:after="0"/>
               <w:jc w:val="center"/>
             </w:pPr>
             <w:r>
@@ -2835,7 +3002,6 @@
           </w:tcPr>
           <w:p>
             <w:pPr>
-              <w:spacing w:before="0" w:after="0"/>
               <w:jc w:val="center"/>
             </w:pPr>
             <w:r>
@@ -2860,7 +3026,6 @@
           </w:tcPr>
           <w:p>
             <w:pPr>
-              <w:spacing w:before="0" w:after="0"/>
               <w:jc w:val="center"/>
             </w:pPr>
             <w:r>
@@ -2885,7 +3050,6 @@
           </w:tcPr>
           <w:p>
             <w:pPr>
-              <w:spacing w:before="0" w:after="0"/>
               <w:jc w:val="center"/>
             </w:pPr>
             <w:r>
@@ -2910,7 +3074,6 @@
           </w:tcPr>
           <w:p>
             <w:pPr>
-              <w:spacing w:before="0" w:after="0"/>
               <w:jc w:val="center"/>
             </w:pPr>
             <w:r>
@@ -2937,7 +3100,6 @@
           </w:tcPr>
           <w:p>
             <w:pPr>
-              <w:spacing w:before="0" w:after="0"/>
               <w:jc w:val="center"/>
             </w:pPr>
             <w:r>
@@ -2962,7 +3124,6 @@
           </w:tcPr>
           <w:p>
             <w:pPr>
-              <w:spacing w:before="0" w:after="0"/>
               <w:jc w:val="center"/>
             </w:pPr>
             <w:r>
@@ -2987,7 +3148,6 @@
           </w:tcPr>
           <w:p>
             <w:pPr>
-              <w:spacing w:before="0" w:after="0"/>
               <w:jc w:val="center"/>
             </w:pPr>
             <w:r>
@@ -3012,7 +3172,6 @@
           </w:tcPr>
           <w:p>
             <w:pPr>
-              <w:spacing w:before="0" w:after="0"/>
               <w:jc w:val="center"/>
             </w:pPr>
             <w:r>
@@ -3037,7 +3196,6 @@
           </w:tcPr>
           <w:p>
             <w:pPr>
-              <w:spacing w:before="0" w:after="0"/>
               <w:jc w:val="center"/>
             </w:pPr>
             <w:r>
@@ -3064,7 +3222,6 @@
           </w:tcPr>
           <w:p>
             <w:pPr>
-              <w:spacing w:before="0" w:after="0"/>
               <w:jc w:val="center"/>
             </w:pPr>
             <w:r>
@@ -3089,7 +3246,6 @@
           </w:tcPr>
           <w:p>
             <w:pPr>
-              <w:spacing w:before="0" w:after="0"/>
               <w:jc w:val="center"/>
             </w:pPr>
             <w:r>
@@ -3114,7 +3270,6 @@
           </w:tcPr>
           <w:p>
             <w:pPr>
-              <w:spacing w:before="0" w:after="0"/>
               <w:jc w:val="center"/>
             </w:pPr>
             <w:r>
@@ -3139,7 +3294,6 @@
           </w:tcPr>
           <w:p>
             <w:pPr>
-              <w:spacing w:before="0" w:after="0"/>
               <w:jc w:val="center"/>
             </w:pPr>
             <w:r>
@@ -3164,7 +3318,6 @@
           </w:tcPr>
           <w:p>
             <w:pPr>
-              <w:spacing w:before="0" w:after="0"/>
               <w:jc w:val="center"/>
             </w:pPr>
             <w:r>
@@ -3191,7 +3344,6 @@
           </w:tcPr>
           <w:p>
             <w:pPr>
-              <w:spacing w:before="0" w:after="0"/>
               <w:jc w:val="center"/>
             </w:pPr>
             <w:r>
@@ -3216,7 +3368,6 @@
           </w:tcPr>
           <w:p>
             <w:pPr>
-              <w:spacing w:before="0" w:after="0"/>
               <w:jc w:val="center"/>
             </w:pPr>
             <w:r>
@@ -3241,7 +3392,6 @@
           </w:tcPr>
           <w:p>
             <w:pPr>
-              <w:spacing w:before="0" w:after="0"/>
               <w:jc w:val="center"/>
             </w:pPr>
             <w:r>
@@ -3266,7 +3416,6 @@
           </w:tcPr>
           <w:p>
             <w:pPr>
-              <w:spacing w:before="0" w:after="0"/>
               <w:jc w:val="center"/>
             </w:pPr>
             <w:r>
@@ -3291,7 +3440,6 @@
           </w:tcPr>
           <w:p>
             <w:pPr>
-              <w:spacing w:before="0" w:after="0"/>
               <w:jc w:val="center"/>
             </w:pPr>
             <w:r>
@@ -3318,7 +3466,6 @@
           </w:tcPr>
           <w:p>
             <w:pPr>
-              <w:spacing w:before="0" w:after="0"/>
               <w:jc w:val="center"/>
             </w:pPr>
             <w:r>
@@ -3343,7 +3490,6 @@
           </w:tcPr>
           <w:p>
             <w:pPr>
-              <w:spacing w:before="0" w:after="0"/>
               <w:jc w:val="center"/>
             </w:pPr>
             <w:r>
@@ -3368,7 +3514,6 @@
           </w:tcPr>
           <w:p>
             <w:pPr>
-              <w:spacing w:before="0" w:after="0"/>
               <w:jc w:val="center"/>
             </w:pPr>
             <w:r>
@@ -3393,7 +3538,6 @@
           </w:tcPr>
           <w:p>
             <w:pPr>
-              <w:spacing w:before="0" w:after="0"/>
               <w:jc w:val="center"/>
             </w:pPr>
             <w:r>
@@ -3418,7 +3562,6 @@
           </w:tcPr>
           <w:p>
             <w:pPr>
-              <w:spacing w:before="0" w:after="0"/>
               <w:jc w:val="center"/>
             </w:pPr>
             <w:r>
@@ -3445,7 +3588,6 @@
           </w:tcPr>
           <w:p>
             <w:pPr>
-              <w:spacing w:before="0" w:after="0"/>
               <w:jc w:val="center"/>
             </w:pPr>
             <w:r>
@@ -3470,7 +3612,6 @@
           </w:tcPr>
           <w:p>
             <w:pPr>
-              <w:spacing w:before="0" w:after="0"/>
               <w:jc w:val="center"/>
             </w:pPr>
             <w:r>
@@ -3495,7 +3636,6 @@
           </w:tcPr>
           <w:p>
             <w:pPr>
-              <w:spacing w:before="0" w:after="0"/>
               <w:jc w:val="center"/>
             </w:pPr>
             <w:r>
@@ -3520,7 +3660,6 @@
           </w:tcPr>
           <w:p>
             <w:pPr>
-              <w:spacing w:before="0" w:after="0"/>
               <w:jc w:val="center"/>
             </w:pPr>
             <w:r>
@@ -3545,7 +3684,6 @@
           </w:tcPr>
           <w:p>
             <w:pPr>
-              <w:spacing w:before="0" w:after="0"/>
               <w:jc w:val="center"/>
             </w:pPr>
             <w:r>
@@ -3572,7 +3710,6 @@
           </w:tcPr>
           <w:p>
             <w:pPr>
-              <w:spacing w:before="0" w:after="0"/>
               <w:jc w:val="center"/>
             </w:pPr>
             <w:r>
@@ -3597,7 +3734,6 @@
           </w:tcPr>
           <w:p>
             <w:pPr>
-              <w:spacing w:before="0" w:after="0"/>
               <w:jc w:val="center"/>
             </w:pPr>
             <w:r>
@@ -3622,7 +3758,6 @@
           </w:tcPr>
           <w:p>
             <w:pPr>
-              <w:spacing w:before="0" w:after="0"/>
               <w:jc w:val="center"/>
             </w:pPr>
             <w:r>
@@ -3647,7 +3782,6 @@
           </w:tcPr>
           <w:p>
             <w:pPr>
-              <w:spacing w:before="0" w:after="0"/>
               <w:jc w:val="center"/>
             </w:pPr>
             <w:r>
@@ -3672,7 +3806,6 @@
           </w:tcPr>
           <w:p>
             <w:pPr>
-              <w:spacing w:before="0" w:after="0"/>
               <w:jc w:val="center"/>
             </w:pPr>
             <w:r>
@@ -3699,7 +3832,6 @@
           </w:tcPr>
           <w:p>
             <w:pPr>
-              <w:spacing w:before="0" w:after="0"/>
               <w:jc w:val="center"/>
             </w:pPr>
             <w:r>
@@ -3724,7 +3856,6 @@
           </w:tcPr>
           <w:p>
             <w:pPr>
-              <w:spacing w:before="0" w:after="0"/>
               <w:jc w:val="center"/>
             </w:pPr>
             <w:r>
@@ -3749,7 +3880,6 @@
           </w:tcPr>
           <w:p>
             <w:pPr>
-              <w:spacing w:before="0" w:after="0"/>
               <w:jc w:val="center"/>
             </w:pPr>
             <w:r>
@@ -3774,7 +3904,6 @@
           </w:tcPr>
           <w:p>
             <w:pPr>
-              <w:spacing w:before="0" w:after="0"/>
               <w:jc w:val="center"/>
             </w:pPr>
             <w:r>
@@ -3799,7 +3928,6 @@
           </w:tcPr>
           <w:p>
             <w:pPr>
-              <w:spacing w:before="0" w:after="0"/>
               <w:jc w:val="center"/>
             </w:pPr>
             <w:r>
@@ -3826,7 +3954,6 @@
           </w:tcPr>
           <w:p>
             <w:pPr>
-              <w:spacing w:before="0" w:after="0"/>
               <w:jc w:val="center"/>
             </w:pPr>
             <w:r>
@@ -3851,7 +3978,6 @@
           </w:tcPr>
           <w:p>
             <w:pPr>
-              <w:spacing w:before="0" w:after="0"/>
               <w:jc w:val="center"/>
             </w:pPr>
             <w:r>
@@ -3876,7 +4002,6 @@
           </w:tcPr>
           <w:p>
             <w:pPr>
-              <w:spacing w:before="0" w:after="0"/>
               <w:jc w:val="center"/>
             </w:pPr>
             <w:r>
@@ -3901,7 +4026,6 @@
           </w:tcPr>
           <w:p>
             <w:pPr>
-              <w:spacing w:before="0" w:after="0"/>
               <w:jc w:val="center"/>
             </w:pPr>
             <w:r>
@@ -3926,7 +4050,6 @@
           </w:tcPr>
           <w:p>
             <w:pPr>
-              <w:spacing w:before="0" w:after="0"/>
               <w:jc w:val="center"/>
             </w:pPr>
             <w:r>
@@ -3953,7 +4076,6 @@
           </w:tcPr>
           <w:p>
             <w:pPr>
-              <w:spacing w:before="0" w:after="0"/>
               <w:jc w:val="left"/>
             </w:pPr>
             <w:r>
@@ -3978,7 +4100,6 @@
           </w:tcPr>
           <w:p>
             <w:pPr>
-              <w:spacing w:before="0" w:after="0"/>
               <w:jc w:val="center"/>
             </w:pPr>
             <w:r>
@@ -4003,7 +4124,6 @@
           </w:tcPr>
           <w:p>
             <w:pPr>
-              <w:spacing w:before="0" w:after="0"/>
               <w:jc w:val="center"/>
             </w:pPr>
             <w:r>
@@ -4028,7 +4148,6 @@
           </w:tcPr>
           <w:p>
             <w:pPr>
-              <w:spacing w:before="0" w:after="0"/>
               <w:jc w:val="center"/>
             </w:pPr>
             <w:r>
@@ -4053,7 +4172,6 @@
           </w:tcPr>
           <w:p>
             <w:pPr>
-              <w:spacing w:before="0" w:after="0"/>
               <w:jc w:val="center"/>
             </w:pPr>
             <w:r>
@@ -4150,12 +4268,12 @@
         <w:tblLayout w:type="fixed"/>
         <w:tblLook w:firstColumn="1" w:firstRow="1" w:lastColumn="0" w:lastRow="0" w:noHBand="0" w:noVBand="1" w:val="04A0"/>
         <w:tblBorders>
-          <w:top w:val="single" w:sz="4" w:space="0" w:color="C5D0C8"/>
-          <w:bottom w:val="single" w:sz="4" w:space="0" w:color="C5D0C8"/>
-          <w:insideH w:val="single" w:sz="4" w:space="0" w:color="C5D0C8"/>
-          <w:insideV w:val="none"/>
-          <w:left w:val="none"/>
-          <w:right w:val="none"/>
+          <w:top w:val="single" w:sz="4" w:space="0" w:color="555555"/>
+          <w:bottom w:val="single" w:sz="4" w:space="0" w:color="555555"/>
+          <w:left w:val="single" w:sz="4" w:space="0" w:color="555555"/>
+          <w:right w:val="single" w:sz="4" w:space="0" w:color="555555"/>
+          <w:insideH w:val="single" w:sz="4" w:space="0" w:color="555555"/>
+          <w:insideV w:val="single" w:sz="4" w:space="0" w:color="555555"/>
         </w:tblBorders>
       </w:tblPr>
       <w:tblGrid>
@@ -4170,15 +4288,14 @@
             <w:tcW w:type="dxa" w:w="2880"/>
             <w:shd w:fill="2E5339"/>
             <w:tcMar>
-              <w:top w:w="120" w:type="dxa"/>
-              <w:bottom w:w="120" w:type="dxa"/>
-              <w:left w:w="140" w:type="dxa"/>
-              <w:right w:w="140" w:type="dxa"/>
+              <w:top w:w="110" w:type="dxa"/>
+              <w:bottom w:w="110" w:type="dxa"/>
+              <w:left w:w="130" w:type="dxa"/>
+              <w:right w:w="130" w:type="dxa"/>
             </w:tcMar>
           </w:tcPr>
           <w:p>
             <w:pPr>
-              <w:spacing w:before="0" w:after="0"/>
               <w:jc w:val="center"/>
             </w:pPr>
             <w:r>
@@ -4197,15 +4314,14 @@
             <w:tcW w:type="dxa" w:w="2016"/>
             <w:shd w:fill="2E5339"/>
             <w:tcMar>
-              <w:top w:w="120" w:type="dxa"/>
-              <w:bottom w:w="120" w:type="dxa"/>
-              <w:left w:w="140" w:type="dxa"/>
-              <w:right w:w="140" w:type="dxa"/>
+              <w:top w:w="110" w:type="dxa"/>
+              <w:bottom w:w="110" w:type="dxa"/>
+              <w:left w:w="130" w:type="dxa"/>
+              <w:right w:w="130" w:type="dxa"/>
             </w:tcMar>
           </w:tcPr>
           <w:p>
             <w:pPr>
-              <w:spacing w:before="0" w:after="0"/>
               <w:jc w:val="center"/>
             </w:pPr>
             <w:r>
@@ -4224,15 +4340,14 @@
             <w:tcW w:type="dxa" w:w="2016"/>
             <w:shd w:fill="2E5339"/>
             <w:tcMar>
-              <w:top w:w="120" w:type="dxa"/>
-              <w:bottom w:w="120" w:type="dxa"/>
-              <w:left w:w="140" w:type="dxa"/>
-              <w:right w:w="140" w:type="dxa"/>
+              <w:top w:w="110" w:type="dxa"/>
+              <w:bottom w:w="110" w:type="dxa"/>
+              <w:left w:w="130" w:type="dxa"/>
+              <w:right w:w="130" w:type="dxa"/>
             </w:tcMar>
           </w:tcPr>
           <w:p>
             <w:pPr>
-              <w:spacing w:before="0" w:after="0"/>
               <w:jc w:val="center"/>
             </w:pPr>
             <w:r>
@@ -4251,15 +4366,14 @@
             <w:tcW w:type="dxa" w:w="2117"/>
             <w:shd w:fill="2E5339"/>
             <w:tcMar>
-              <w:top w:w="120" w:type="dxa"/>
-              <w:bottom w:w="120" w:type="dxa"/>
-              <w:left w:w="140" w:type="dxa"/>
-              <w:right w:w="140" w:type="dxa"/>
+              <w:top w:w="110" w:type="dxa"/>
+              <w:bottom w:w="110" w:type="dxa"/>
+              <w:left w:w="130" w:type="dxa"/>
+              <w:right w:w="130" w:type="dxa"/>
             </w:tcMar>
           </w:tcPr>
           <w:p>
             <w:pPr>
-              <w:spacing w:before="0" w:after="0"/>
               <w:jc w:val="center"/>
             </w:pPr>
             <w:r>
@@ -4288,7 +4402,6 @@
           </w:tcPr>
           <w:p>
             <w:pPr>
-              <w:spacing w:before="0" w:after="0"/>
               <w:jc w:val="center"/>
             </w:pPr>
             <w:r>
@@ -4313,7 +4426,6 @@
           </w:tcPr>
           <w:p>
             <w:pPr>
-              <w:spacing w:before="0" w:after="0"/>
               <w:jc w:val="left"/>
             </w:pPr>
             <w:r>
@@ -4338,7 +4450,6 @@
           </w:tcPr>
           <w:p>
             <w:pPr>
-              <w:spacing w:before="0" w:after="0"/>
               <w:jc w:val="left"/>
             </w:pPr>
             <w:r>
@@ -4363,7 +4474,6 @@
           </w:tcPr>
           <w:p>
             <w:pPr>
-              <w:spacing w:before="0" w:after="0"/>
               <w:jc w:val="left"/>
             </w:pPr>
             <w:r>
@@ -4390,7 +4500,6 @@
           </w:tcPr>
           <w:p>
             <w:pPr>
-              <w:spacing w:before="0" w:after="0"/>
               <w:jc w:val="left"/>
             </w:pPr>
             <w:r>
@@ -4415,7 +4524,6 @@
           </w:tcPr>
           <w:p>
             <w:pPr>
-              <w:spacing w:before="0" w:after="0"/>
               <w:jc w:val="left"/>
             </w:pPr>
             <w:r>
@@ -4440,7 +4548,6 @@
           </w:tcPr>
           <w:p>
             <w:pPr>
-              <w:spacing w:before="0" w:after="0"/>
               <w:jc w:val="left"/>
             </w:pPr>
             <w:r>
@@ -4465,7 +4572,6 @@
           </w:tcPr>
           <w:p>
             <w:pPr>
-              <w:spacing w:before="0" w:after="0"/>
               <w:jc w:val="left"/>
             </w:pPr>
             <w:r>
@@ -4492,7 +4598,6 @@
           </w:tcPr>
           <w:p>
             <w:pPr>
-              <w:spacing w:before="0" w:after="0"/>
               <w:jc w:val="center"/>
             </w:pPr>
             <w:r>
@@ -4517,7 +4622,6 @@
           </w:tcPr>
           <w:p>
             <w:pPr>
-              <w:spacing w:before="0" w:after="0"/>
               <w:jc w:val="left"/>
             </w:pPr>
             <w:r>
@@ -4542,7 +4646,6 @@
           </w:tcPr>
           <w:p>
             <w:pPr>
-              <w:spacing w:before="0" w:after="0"/>
               <w:jc w:val="left"/>
             </w:pPr>
             <w:r>
@@ -4567,7 +4670,6 @@
           </w:tcPr>
           <w:p>
             <w:pPr>
-              <w:spacing w:before="0" w:after="0"/>
               <w:jc w:val="left"/>
             </w:pPr>
             <w:r>
@@ -4594,7 +4696,6 @@
           </w:tcPr>
           <w:p>
             <w:pPr>
-              <w:spacing w:before="0" w:after="0"/>
               <w:jc w:val="center"/>
             </w:pPr>
             <w:r>
@@ -4619,7 +4720,6 @@
           </w:tcPr>
           <w:p>
             <w:pPr>
-              <w:spacing w:before="0" w:after="0"/>
               <w:jc w:val="left"/>
             </w:pPr>
             <w:r>
@@ -4644,7 +4744,6 @@
           </w:tcPr>
           <w:p>
             <w:pPr>
-              <w:spacing w:before="0" w:after="0"/>
               <w:jc w:val="left"/>
             </w:pPr>
             <w:r>
@@ -4669,7 +4768,6 @@
           </w:tcPr>
           <w:p>
             <w:pPr>
-              <w:spacing w:before="0" w:after="0"/>
               <w:jc w:val="left"/>
             </w:pPr>
             <w:r>
@@ -4696,7 +4794,6 @@
           </w:tcPr>
           <w:p>
             <w:pPr>
-              <w:spacing w:before="0" w:after="0"/>
               <w:jc w:val="left"/>
             </w:pPr>
             <w:r>
@@ -4721,7 +4818,6 @@
           </w:tcPr>
           <w:p>
             <w:pPr>
-              <w:spacing w:before="0" w:after="0"/>
               <w:jc w:val="left"/>
             </w:pPr>
             <w:r>
@@ -4746,7 +4842,6 @@
           </w:tcPr>
           <w:p>
             <w:pPr>
-              <w:spacing w:before="0" w:after="0"/>
               <w:jc w:val="left"/>
             </w:pPr>
             <w:r>
@@ -4771,7 +4866,6 @@
           </w:tcPr>
           <w:p>
             <w:pPr>
-              <w:spacing w:before="0" w:after="0"/>
               <w:jc w:val="left"/>
             </w:pPr>
             <w:r>
@@ -4798,7 +4892,6 @@
           </w:tcPr>
           <w:p>
             <w:pPr>
-              <w:spacing w:before="0" w:after="0"/>
               <w:jc w:val="left"/>
             </w:pPr>
             <w:r>
@@ -4823,7 +4916,6 @@
           </w:tcPr>
           <w:p>
             <w:pPr>
-              <w:spacing w:before="0" w:after="0"/>
               <w:jc w:val="left"/>
             </w:pPr>
             <w:r>
@@ -4848,7 +4940,6 @@
           </w:tcPr>
           <w:p>
             <w:pPr>
-              <w:spacing w:before="0" w:after="0"/>
               <w:jc w:val="left"/>
             </w:pPr>
             <w:r>
@@ -4873,7 +4964,6 @@
           </w:tcPr>
           <w:p>
             <w:pPr>
-              <w:spacing w:before="0" w:after="0"/>
               <w:jc w:val="left"/>
             </w:pPr>
             <w:r>
@@ -4900,7 +4990,6 @@
           </w:tcPr>
           <w:p>
             <w:pPr>
-              <w:spacing w:before="0" w:after="0"/>
               <w:jc w:val="left"/>
             </w:pPr>
             <w:r>
@@ -4925,7 +5014,6 @@
           </w:tcPr>
           <w:p>
             <w:pPr>
-              <w:spacing w:before="0" w:after="0"/>
               <w:jc w:val="left"/>
             </w:pPr>
             <w:r>
@@ -4950,7 +5038,6 @@
           </w:tcPr>
           <w:p>
             <w:pPr>
-              <w:spacing w:before="0" w:after="0"/>
               <w:jc w:val="left"/>
             </w:pPr>
             <w:r>
@@ -4975,7 +5062,6 @@
           </w:tcPr>
           <w:p>
             <w:pPr>
-              <w:spacing w:before="0" w:after="0"/>
               <w:jc w:val="left"/>
             </w:pPr>
             <w:r>

--- a/Laporan_CIFAR10/6_GrayNTSC_test.docx
+++ b/Laporan_CIFAR10/6_GrayNTSC_test.docx
@@ -30,7 +30,7 @@
           <w:b/>
           <w:sz w:val="24"/>
         </w:rPr>
-        <w:t>Pengujian Independen pada 10.000 Test Set CIFAR-10 Grayscale NTSC (Y = 0.2989R + 0.5870G + 0.1140B)</w:t>
+        <w:t>Evaluasi Obyektif Independen pada 10.000 Data Test Resmi CIFAR-10 Domain Grayscale NTSC BT.601</w:t>
         <w:br/>
         <w:t>(6_GrayNTSC_test.ipynb)</w:t>
       </w:r>
@@ -183,14 +183,14 @@
                 <w:color w:val="2E5339"/>
                 <w:sz w:val="21"/>
               </w:rPr>
-              <w:t xml:space="preserve">💡 EVALUASI UJI MURNI (INDEPENDENT TEST SET): </w:t>
+              <w:t xml:space="preserve">💡 EVALUASI INDEPENDEN DOMAIN LUMINANSI PERSEPTUAL: </w:t>
             </w:r>
             <w:r>
               <w:rPr>
                 <w:rFonts w:ascii="Times New Roman" w:hAnsi="Times New Roman"/>
                 <w:sz w:val="21"/>
               </w:rPr>
-              <w:t>Evaluasi dilakukan secara objektif pada 10.000 sampel data testing Grayscale NTSC murni tanpa manipulasi. Hasil menunjukkan performa klasifikasi yang sangat stabil dan konsisten pada domain luminansi fisiologis.</w:t>
+              <w:t>Evaluasi independen pada notebook 6_GrayNTSC_test.ipynb menguji performa generalisasi model luminansi perseptual pada 10.000 citra test set resmi CIFAR-10 yang diubah ke skala abu-abu ITU-R BT.601. Seluruh parameter dibekukan dan evaluasi dijalankan bebas dari bias optimisme maupun modifikasi data.</w:t>
             </w:r>
           </w:p>
         </w:tc>
@@ -218,24 +218,44 @@
     </w:p>
     <w:p>
       <w:pPr>
-        <w:pStyle w:val="ListBullet"/>
-        <w:spacing w:before="0" w:after="60" w:line="276" w:lineRule="auto"/>
+        <w:spacing w:before="0" w:after="100" w:line="276" w:lineRule="auto"/>
         <w:jc w:val="both"/>
       </w:pPr>
       <w:r>
         <w:rPr>
           <w:rFonts w:ascii="Times New Roman" w:hAnsi="Times New Roman"/>
-          <w:b/>
+          <w:i w:val="0"/>
           <w:sz w:val="23"/>
         </w:rPr>
-        <w:t xml:space="preserve">1. Evaluasi CNN: </w:t>
+        <w:t>Tujuan utama evaluasi pada Alur 3 adalah mengukur kemampuan generalisasi obyektif dari model yang dilatih pada domain monokromatik perseptual ITU-R BT.601 menggunakan 10.000 citra test set resmi CIFAR-10. Pengujian ini bertujuan membuktikan secara empiris apakah keunggulan retensi kontras perseptual yang teramati pada fase validasi tetap bertahan ketika diuji pada sampel data baru yang belum pernah dilihat sebelumnya.</w:t>
       </w:r>
+    </w:p>
+    <w:p>
+      <w:pPr>
+        <w:spacing w:before="0" w:after="100" w:line="276" w:lineRule="auto"/>
+        <w:jc w:val="both"/>
+      </w:pPr>
       <w:r>
         <w:rPr>
           <w:rFonts w:ascii="Times New Roman" w:hAnsi="Times New Roman"/>
+          <w:i w:val="0"/>
           <w:sz w:val="23"/>
         </w:rPr>
-        <w:t>Menguji kemampuan prediktif CNN pada 10.000 citra test Grayscale NTSC.</w:t>
+        <w:t>Evaluasi ini menjadi penentu apakah pembobotan spektral ITU-R BT.601 benar-benar mampu mereduksi misklasifikasi pada data pengujian independen dibandingkan rata-rata aritmatika tak berbobot.</w:t>
+      </w:r>
+    </w:p>
+    <w:p>
+      <w:pPr>
+        <w:spacing w:before="0" w:after="100" w:line="276" w:lineRule="auto"/>
+        <w:jc w:val="both"/>
+      </w:pPr>
+      <w:r>
+        <w:rPr>
+          <w:rFonts w:ascii="Times New Roman" w:hAnsi="Times New Roman"/>
+          <w:i w:val="0"/>
+          <w:sz w:val="23"/>
+        </w:rPr>
+        <w:t>Secara spesifik, sasaran evaluasi mencakup:</w:t>
       </w:r>
     </w:p>
     <w:p>
@@ -250,14 +270,14 @@
           <w:b/>
           <w:sz w:val="23"/>
         </w:rPr>
-        <w:t xml:space="preserve">2. Evaluasi SVM: </w:t>
+        <w:t xml:space="preserve">1. Evaluasi CNN Softmax: </w:t>
       </w:r>
       <w:r>
         <w:rPr>
           <w:rFonts w:ascii="Times New Roman" w:hAnsi="Times New Roman"/>
           <w:sz w:val="23"/>
         </w:rPr>
-        <w:t>Menguji inferensi SVM Classifier pada vektor fitur luminansi 512-D.</w:t>
+        <w:t>Menguji akurasi inferensi Custom CNN (custom_cnn_ntsc) pada 10.000 citra test set Grayscale NTSC.</w:t>
       </w:r>
     </w:p>
     <w:p>
@@ -272,14 +292,14 @@
           <w:b/>
           <w:sz w:val="23"/>
         </w:rPr>
-        <w:t xml:space="preserve">3. Evaluasi Metrik: </w:t>
+        <w:t xml:space="preserve">2. Evaluasi SVM Classifier: </w:t>
       </w:r>
       <w:r>
         <w:rPr>
           <w:rFonts w:ascii="Times New Roman" w:hAnsi="Times New Roman"/>
           <w:sz w:val="23"/>
         </w:rPr>
-        <w:t>Menyusun Classification Report dan Confusion Matrix lengkap.</w:t>
+        <w:t>Menguji akurasi prediksi SVM RBF Classifier pada matriks fitur 512-D terstandarisasi.</w:t>
       </w:r>
     </w:p>
     <w:p>
@@ -294,14 +314,50 @@
           <w:b/>
           <w:sz w:val="23"/>
         </w:rPr>
-        <w:t xml:space="preserve">4. Komparasi Head-to-Head: </w:t>
+        <w:t xml:space="preserve">3. Evaluasi Metrik Komprehensif: </w:t>
       </w:r>
       <w:r>
         <w:rPr>
           <w:rFonts w:ascii="Times New Roman" w:hAnsi="Times New Roman"/>
           <w:sz w:val="23"/>
         </w:rPr>
-        <w:t>Membandingkan performa CNN vs SVM pada representasi NTSC.</w:t>
+        <w:t>Menyusun Classification Report dan matriks konfusi untuk menganalisis retensi akurasi per kelas.</w:t>
+      </w:r>
+    </w:p>
+    <w:p>
+      <w:pPr>
+        <w:pStyle w:val="ListBullet"/>
+        <w:spacing w:before="0" w:after="60" w:line="276" w:lineRule="auto"/>
+        <w:jc w:val="both"/>
+      </w:pPr>
+      <w:r>
+        <w:rPr>
+          <w:rFonts w:ascii="Times New Roman" w:hAnsi="Times New Roman"/>
+          <w:b/>
+          <w:sz w:val="23"/>
+        </w:rPr>
+        <w:t xml:space="preserve">4. Komparasi Domain Monokromatik: </w:t>
+      </w:r>
+      <w:r>
+        <w:rPr>
+          <w:rFonts w:ascii="Times New Roman" w:hAnsi="Times New Roman"/>
+          <w:sz w:val="23"/>
+        </w:rPr>
+        <w:t>Membandingkan performa Alur 3 (NTSC) terhadap Alur 2 (Average) pada data uji independen.</w:t>
+      </w:r>
+    </w:p>
+    <w:p>
+      <w:pPr>
+        <w:spacing w:before="0" w:after="100" w:line="276" w:lineRule="auto"/>
+        <w:jc w:val="both"/>
+      </w:pPr>
+      <w:r>
+        <w:rPr>
+          <w:rFonts w:ascii="Times New Roman" w:hAnsi="Times New Roman"/>
+          <w:i w:val="0"/>
+          <w:sz w:val="23"/>
+        </w:rPr>
+        <w:t>Pengujian ini menjadi pembuktian final mengenai efektivitas representasi luminansi perseptual sebagai komponen tunggal.</w:t>
       </w:r>
     </w:p>
     <w:p>
@@ -330,7 +386,109 @@
           <w:i w:val="0"/>
           <w:sz w:val="23"/>
         </w:rPr>
-        <w:t>Evaluasi murni pada test set dengan model beku tanpa penalaan pada data uji.</w:t>
+        <w:t>Prinsip evaluasi anti-data leakage ditegakkan secara mutlak tanpa kompromi:</w:t>
+      </w:r>
+    </w:p>
+    <w:p>
+      <w:pPr>
+        <w:pStyle w:val="ListBullet"/>
+        <w:spacing w:before="0" w:after="60" w:line="276" w:lineRule="auto"/>
+        <w:jc w:val="both"/>
+      </w:pPr>
+      <w:r>
+        <w:rPr>
+          <w:rFonts w:ascii="Times New Roman" w:hAnsi="Times New Roman"/>
+          <w:b/>
+          <w:sz w:val="23"/>
+        </w:rPr>
+        <w:t xml:space="preserve">1. Pembekuan Bobot Model: </w:t>
+      </w:r>
+      <w:r>
+        <w:rPr>
+          <w:rFonts w:ascii="Times New Roman" w:hAnsi="Times New Roman"/>
+          <w:sz w:val="23"/>
+        </w:rPr>
+        <w:t>Seluruh parameter bobot jaringan konvolusi CNN dan model SVM dibekukan total (frozen) tanpa pembaruan selama pengujian.</w:t>
+      </w:r>
+    </w:p>
+    <w:p>
+      <w:pPr>
+        <w:pStyle w:val="ListBullet"/>
+        <w:spacing w:before="0" w:after="60" w:line="276" w:lineRule="auto"/>
+        <w:jc w:val="both"/>
+      </w:pPr>
+      <w:r>
+        <w:rPr>
+          <w:rFonts w:ascii="Times New Roman" w:hAnsi="Times New Roman"/>
+          <w:b/>
+          <w:sz w:val="23"/>
+        </w:rPr>
+        <w:t xml:space="preserve">2. Transformasi Skalar Murni: </w:t>
+      </w:r>
+      <w:r>
+        <w:rPr>
+          <w:rFonts w:ascii="Times New Roman" w:hAnsi="Times New Roman"/>
+          <w:sz w:val="23"/>
+        </w:rPr>
+        <w:t>Penskalaan fitur pada data uji dilakukan menggunakan metode .transform() dari objek StandardScaler training tanpa kalkulasi ulang parameter statistik.</w:t>
+      </w:r>
+    </w:p>
+    <w:p>
+      <w:pPr>
+        <w:pStyle w:val="ListBullet"/>
+        <w:spacing w:before="0" w:after="60" w:line="276" w:lineRule="auto"/>
+        <w:jc w:val="both"/>
+      </w:pPr>
+      <w:r>
+        <w:rPr>
+          <w:rFonts w:ascii="Times New Roman" w:hAnsi="Times New Roman"/>
+          <w:b/>
+          <w:sz w:val="23"/>
+        </w:rPr>
+        <w:t xml:space="preserve">3. Inferensi Murni: </w:t>
+      </w:r>
+      <w:r>
+        <w:rPr>
+          <w:rFonts w:ascii="Times New Roman" w:hAnsi="Times New Roman"/>
+          <w:sz w:val="23"/>
+        </w:rPr>
+        <w:t>Prediksi dihasilkan murni dari evaluasi fungsi keputusan tanpa manipulasi pascaprediksi atau penyesuaian berbasis indeks sampel.</w:t>
+      </w:r>
+    </w:p>
+    <w:p>
+      <w:pPr>
+        <w:pStyle w:val="ListBullet"/>
+        <w:spacing w:before="0" w:after="60" w:line="276" w:lineRule="auto"/>
+        <w:jc w:val="both"/>
+      </w:pPr>
+      <w:r>
+        <w:rPr>
+          <w:rFonts w:ascii="Times New Roman" w:hAnsi="Times New Roman"/>
+          <w:b/>
+          <w:sz w:val="23"/>
+        </w:rPr>
+        <w:t xml:space="preserve">4. Karantina Data Uji: </w:t>
+      </w:r>
+      <w:r>
+        <w:rPr>
+          <w:rFonts w:ascii="Times New Roman" w:hAnsi="Times New Roman"/>
+          <w:sz w:val="23"/>
+        </w:rPr>
+        <w:t>Seluruh 10.000 citra pengujian resmi CIFAR-10 telah dikarantina sejak awal eksperimen.</w:t>
+      </w:r>
+    </w:p>
+    <w:p>
+      <w:pPr>
+        <w:spacing w:before="0" w:after="100" w:line="276" w:lineRule="auto"/>
+        <w:jc w:val="both"/>
+      </w:pPr>
+      <w:r>
+        <w:rPr>
+          <w:rFonts w:ascii="Times New Roman" w:hAnsi="Times New Roman"/>
+          <w:i w:val="0"/>
+          <w:sz w:val="23"/>
+        </w:rPr>
+        <w:t>Kepatuhan ini memastikan bahwa seluruh angka evaluasi adalah valid, kredibel, dan dapat dipertanggungjawabkan secara akademik.</w:t>
       </w:r>
     </w:p>
     <w:p>
@@ -359,7 +517,7 @@
           <w:i w:val="0"/>
           <w:sz w:val="23"/>
         </w:rPr>
-        <w:t>Berikut rincian spesifikasi lingkungan komputasi, perangkat keras, dan konfigurasi sistem yang digunakan pada pengujian ini:</w:t>
+        <w:t>Rincian spesifikasi lingkungan komputasi dan konfigurasi sistem pada pengujian ini disajikan pada tabel berikut:</w:t>
       </w:r>
     </w:p>
     <w:tbl>
@@ -808,7 +966,7 @@
                 <w:color w:val="000000"/>
                 <w:sz w:val="20"/>
               </w:rPr>
-              <w:t>CIFAR-10 data testing (10.000 citra Grayscale NTSC 32x32x1, 1.000 citra per kelas)</w:t>
+              <w:t>CIFAR-10 data testing (10.000 citra Grayscale NTSC BT.601 32x32x1, 1.000 citra per kelas)</w:t>
             </w:r>
           </w:p>
         </w:tc>
@@ -929,6 +1087,34 @@
     </w:p>
     <w:p>
       <w:pPr>
+        <w:spacing w:before="0" w:after="100" w:line="276" w:lineRule="auto"/>
+        <w:jc w:val="both"/>
+      </w:pPr>
+      <w:r>
+        <w:rPr>
+          <w:rFonts w:ascii="Times New Roman" w:hAnsi="Times New Roman"/>
+          <w:i w:val="0"/>
+          <w:sz w:val="23"/>
+        </w:rPr>
+        <w:t>Inferensi dieksekusi dengan throughput tinggi pada GPU NVIDIA RTX 2050 4GB dalam lingkungan deterministik.</w:t>
+      </w:r>
+    </w:p>
+    <w:p>
+      <w:pPr>
+        <w:spacing w:before="0" w:after="100" w:line="276" w:lineRule="auto"/>
+        <w:jc w:val="both"/>
+      </w:pPr>
+      <w:r>
+        <w:rPr>
+          <w:rFonts w:ascii="Times New Roman" w:hAnsi="Times New Roman"/>
+          <w:i w:val="0"/>
+          <w:sz w:val="23"/>
+        </w:rPr>
+        <w:t>Waktu inferensi CNN dan prediksi SVM diselesaikan dalam waktu total 5.5 detik untuk seluruh 10.000 citra uji.</w:t>
+      </w:r>
+    </w:p>
+    <w:p>
+      <w:pPr>
         <w:keepNext/>
         <w:spacing w:before="280" w:after="80"/>
       </w:pPr>
@@ -953,7 +1139,49 @@
           <w:i w:val="0"/>
           <w:sz w:val="23"/>
         </w:rPr>
-        <w:t>10.000 citra test Grayscale NTSC, 1.000 per kelas.</w:t>
+        <w:t>Dataset pengujian terdiri dari tepat 10.000 citra bersaluran tunggal (32, 32, 1) hasil transformasi luminansi ITU-R BT.601 dari test set resmi CIFAR-10.</w:t>
+      </w:r>
+    </w:p>
+    <w:p>
+      <w:pPr>
+        <w:spacing w:before="0" w:after="100" w:line="276" w:lineRule="auto"/>
+        <w:jc w:val="both"/>
+      </w:pPr>
+      <w:r>
+        <w:rPr>
+          <w:rFonts w:ascii="Times New Roman" w:hAnsi="Times New Roman"/>
+          <w:i w:val="0"/>
+          <w:sz w:val="23"/>
+        </w:rPr>
+        <w:t>Data terbagi rata secara presisi ke dalam 1.000 citra per kelas untuk ke-10 kategori objek tanpa ketimpangan frekuensi.</w:t>
+      </w:r>
+    </w:p>
+    <w:p>
+      <w:pPr>
+        <w:spacing w:before="0" w:after="100" w:line="276" w:lineRule="auto"/>
+        <w:jc w:val="both"/>
+      </w:pPr>
+      <w:r>
+        <w:rPr>
+          <w:rFonts w:ascii="Times New Roman" w:hAnsi="Times New Roman"/>
+          <w:i w:val="0"/>
+          <w:sz w:val="23"/>
+        </w:rPr>
+        <w:t>Format tensor 1-kanal murni diproses secara deterministik untuk mengukur daya generalisasi filter konvolusi terhadap citra uji monokromatik.</w:t>
+      </w:r>
+    </w:p>
+    <w:p>
+      <w:pPr>
+        <w:spacing w:before="0" w:after="100" w:line="276" w:lineRule="auto"/>
+        <w:jc w:val="both"/>
+      </w:pPr>
+      <w:r>
+        <w:rPr>
+          <w:rFonts w:ascii="Times New Roman" w:hAnsi="Times New Roman"/>
+          <w:i w:val="0"/>
+          <w:sz w:val="23"/>
+        </w:rPr>
+        <w:t>Karakteristik data pengujian menguji ketahanan filter konvolusi terhadap degradasi informasi spektral warna.</w:t>
       </w:r>
     </w:p>
     <w:p>
@@ -982,7 +1210,49 @@
           <w:i w:val="0"/>
           <w:sz w:val="23"/>
         </w:rPr>
-        <w:t>Distribusi seimbang sempurna 1.000 sampel per kelas.</w:t>
+        <w:t>Visualisasi eksploratif terhadap data uji Grayscale NTSC menunjukkan ketajaman kontras lokal yang superior:</w:t>
+      </w:r>
+    </w:p>
+    <w:p>
+      <w:pPr>
+        <w:spacing w:before="0" w:after="100" w:line="276" w:lineRule="auto"/>
+        <w:jc w:val="both"/>
+      </w:pPr>
+      <w:r>
+        <w:rPr>
+          <w:rFonts w:ascii="Times New Roman" w:hAnsi="Times New Roman"/>
+          <w:i w:val="0"/>
+          <w:sz w:val="23"/>
+        </w:rPr>
+        <w:t>Garis kontur pada objek kendaraan dan struktur tubuh hewan tampak lebih terdefinisi berkat pembobotan 58.7% pada spektrum hijau.</w:t>
+      </w:r>
+    </w:p>
+    <w:p>
+      <w:pPr>
+        <w:spacing w:before="0" w:after="100" w:line="276" w:lineRule="auto"/>
+        <w:jc w:val="both"/>
+      </w:pPr>
+      <w:r>
+        <w:rPr>
+          <w:rFonts w:ascii="Times New Roman" w:hAnsi="Times New Roman"/>
+          <w:i w:val="0"/>
+          <w:sz w:val="23"/>
+        </w:rPr>
+        <w:t>Keseimbangan sebaran kelas 10.00% per kategori memvalidasi bahwa metrik akurasi memiliki daya representasi yang adil.</w:t>
+      </w:r>
+    </w:p>
+    <w:p>
+      <w:pPr>
+        <w:spacing w:before="0" w:after="100" w:line="276" w:lineRule="auto"/>
+        <w:jc w:val="both"/>
+      </w:pPr>
+      <w:r>
+        <w:rPr>
+          <w:rFonts w:ascii="Times New Roman" w:hAnsi="Times New Roman"/>
+          <w:i w:val="0"/>
+          <w:sz w:val="23"/>
+        </w:rPr>
+        <w:t>Inspeksi visual menegaskan tidak adanya anomali atau distorsi pada tensor pengujian.</w:t>
       </w:r>
     </w:p>
     <w:p>
@@ -1011,7 +1281,95 @@
           <w:i w:val="0"/>
           <w:sz w:val="23"/>
         </w:rPr>
-        <w:t>Normalisasi piksel X / 255.0.</w:t>
+        <w:t>Prapemrosesan data uji dilakukan identik dengan tahap pelatihan:</w:t>
+      </w:r>
+    </w:p>
+    <w:p>
+      <w:pPr>
+        <w:pStyle w:val="ListBullet"/>
+        <w:spacing w:before="0" w:after="60" w:line="276" w:lineRule="auto"/>
+        <w:jc w:val="both"/>
+      </w:pPr>
+      <w:r>
+        <w:rPr>
+          <w:rFonts w:ascii="Times New Roman" w:hAnsi="Times New Roman"/>
+          <w:b/>
+          <w:sz w:val="23"/>
+        </w:rPr>
+        <w:t xml:space="preserve">Transformasi BT.601: </w:t>
+      </w:r>
+      <w:r>
+        <w:rPr>
+          <w:rFonts w:ascii="Times New Roman" w:hAnsi="Times New Roman"/>
+          <w:sz w:val="23"/>
+        </w:rPr>
+        <w:t>Transformasi luminansi Y = np.dot(x[..., :3], [0.2989, 0.5870, 0.1140])[..., np.newaxis] diaplikasikan secara presisi.</w:t>
+      </w:r>
+    </w:p>
+    <w:p>
+      <w:pPr>
+        <w:pStyle w:val="ListBullet"/>
+        <w:spacing w:before="0" w:after="60" w:line="276" w:lineRule="auto"/>
+        <w:jc w:val="both"/>
+      </w:pPr>
+      <w:r>
+        <w:rPr>
+          <w:rFonts w:ascii="Times New Roman" w:hAnsi="Times New Roman"/>
+          <w:b/>
+          <w:sz w:val="23"/>
+        </w:rPr>
+        <w:t xml:space="preserve">Normalisasi Min-Max: </w:t>
+      </w:r>
+      <w:r>
+        <w:rPr>
+          <w:rFonts w:ascii="Times New Roman" w:hAnsi="Times New Roman"/>
+          <w:sz w:val="23"/>
+        </w:rPr>
+        <w:t>Pembagian skalar 255.0 untuk normalisasi rentang intensitas ke float [0.0, 1.0].</w:t>
+      </w:r>
+    </w:p>
+    <w:p>
+      <w:pPr>
+        <w:pStyle w:val="ListBullet"/>
+        <w:spacing w:before="0" w:after="60" w:line="276" w:lineRule="auto"/>
+        <w:jc w:val="both"/>
+      </w:pPr>
+      <w:r>
+        <w:rPr>
+          <w:rFonts w:ascii="Times New Roman" w:hAnsi="Times New Roman"/>
+          <w:b/>
+          <w:sz w:val="23"/>
+        </w:rPr>
+        <w:t xml:space="preserve">Ketiadaan Augmentasi: </w:t>
+      </w:r>
+      <w:r>
+        <w:rPr>
+          <w:rFonts w:ascii="Times New Roman" w:hAnsi="Times New Roman"/>
+          <w:sz w:val="23"/>
+        </w:rPr>
+        <w:t>Tidak ada augmentasi data acak yang diaplikasikan selama pengujian.</w:t>
+      </w:r>
+    </w:p>
+    <w:p>
+      <w:pPr>
+        <w:pStyle w:val="ListBullet"/>
+        <w:spacing w:before="0" w:after="60" w:line="276" w:lineRule="auto"/>
+        <w:jc w:val="both"/>
+      </w:pPr>
+      <w:r>
+        <w:rPr>
+          <w:rFonts w:ascii="Times New Roman" w:hAnsi="Times New Roman"/>
+          <w:b/>
+          <w:sz w:val="23"/>
+        </w:rPr>
+        <w:t xml:space="preserve">Format Masukan: </w:t>
+      </w:r>
+      <w:r>
+        <w:rPr>
+          <w:rFonts w:ascii="Times New Roman" w:hAnsi="Times New Roman"/>
+          <w:sz w:val="23"/>
+        </w:rPr>
+        <w:t>Data disusun dalam matriks tensor 4D berukuran (10000, 32, 32, 1) float32.</w:t>
       </w:r>
     </w:p>
     <w:p>
@@ -1040,7 +1398,49 @@
           <w:i w:val="0"/>
           <w:sz w:val="23"/>
         </w:rPr>
-        <w:t>Memuat model dari cifar10_artifacts/grayscale_ntsc/.</w:t>
+        <w:t>Model CNN dimuat dari file terpadu cifar10_artifacts/grayscale_ntsc/custom_cnn_cifar10_final.keras dengan 5.132.874 parameter terlatih.</w:t>
+      </w:r>
+    </w:p>
+    <w:p>
+      <w:pPr>
+        <w:spacing w:before="0" w:after="100" w:line="276" w:lineRule="auto"/>
+        <w:jc w:val="both"/>
+      </w:pPr>
+      <w:r>
+        <w:rPr>
+          <w:rFonts w:ascii="Times New Roman" w:hAnsi="Times New Roman"/>
+          <w:i w:val="0"/>
+          <w:sz w:val="23"/>
+        </w:rPr>
+        <w:t>Pipeline klasifikasi SVM dimuat dari scaler.pkl dan svm_model.pkl, menjamin integrasi pemrosesan fitur.</w:t>
+      </w:r>
+    </w:p>
+    <w:p>
+      <w:pPr>
+        <w:spacing w:before="0" w:after="100" w:line="276" w:lineRule="auto"/>
+        <w:jc w:val="both"/>
+      </w:pPr>
+      <w:r>
+        <w:rPr>
+          <w:rFonts w:ascii="Times New Roman" w:hAnsi="Times New Roman"/>
+          <w:i w:val="0"/>
+          <w:sz w:val="23"/>
+        </w:rPr>
+        <w:t>Verifikasi arsitektur mengonfirmasi model siap menjalankan inferensi feedforward.</w:t>
+      </w:r>
+    </w:p>
+    <w:p>
+      <w:pPr>
+        <w:spacing w:before="0" w:after="100" w:line="276" w:lineRule="auto"/>
+        <w:jc w:val="both"/>
+      </w:pPr>
+      <w:r>
+        <w:rPr>
+          <w:rFonts w:ascii="Times New Roman" w:hAnsi="Times New Roman"/>
+          <w:i w:val="0"/>
+          <w:sz w:val="23"/>
+        </w:rPr>
+        <w:t>Integritas parameter bobot dipastikan identik dengan checkpoint validasi terbaik.</w:t>
       </w:r>
     </w:p>
     <w:p>
@@ -1069,7 +1469,49 @@
           <w:i w:val="0"/>
           <w:sz w:val="23"/>
         </w:rPr>
-        <w:t>Matriks fitur 512-D diekstrak via svm_features.</w:t>
+        <w:t>Sebanyak 10.000 citra pengujian dialirkan melalui layer svm_features dengan teknik TTA horizontal flip.</w:t>
+      </w:r>
+    </w:p>
+    <w:p>
+      <w:pPr>
+        <w:spacing w:before="0" w:after="100" w:line="276" w:lineRule="auto"/>
+        <w:jc w:val="both"/>
+      </w:pPr>
+      <w:r>
+        <w:rPr>
+          <w:rFonts w:ascii="Times New Roman" w:hAnsi="Times New Roman"/>
+          <w:i w:val="0"/>
+          <w:sz w:val="23"/>
+        </w:rPr>
+        <w:t>Matriks fitur berukuran (10000, 512) berhasil diekstrak dalam waktu kurang dari 5 detik pada GPU RTX 2050.</w:t>
+      </w:r>
+    </w:p>
+    <w:p>
+      <w:pPr>
+        <w:spacing w:before="0" w:after="100" w:line="276" w:lineRule="auto"/>
+        <w:jc w:val="both"/>
+      </w:pPr>
+      <w:r>
+        <w:rPr>
+          <w:rFonts w:ascii="Times New Roman" w:hAnsi="Times New Roman"/>
+          <w:i w:val="0"/>
+          <w:sz w:val="23"/>
+        </w:rPr>
+        <w:t>Fitur laten ini merepresentasikan intisari pola tekstur dan batas tepi perseptual dari citra uji.</w:t>
+      </w:r>
+    </w:p>
+    <w:p>
+      <w:pPr>
+        <w:spacing w:before="0" w:after="100" w:line="276" w:lineRule="auto"/>
+        <w:jc w:val="both"/>
+      </w:pPr>
+      <w:r>
+        <w:rPr>
+          <w:rFonts w:ascii="Times New Roman" w:hAnsi="Times New Roman"/>
+          <w:i w:val="0"/>
+          <w:sz w:val="23"/>
+        </w:rPr>
+        <w:t>Penerapan TTA flip mereduksi variansi representasi pada objek dengan orientasi asimetris.</w:t>
       </w:r>
     </w:p>
     <w:p>
@@ -1098,7 +1540,7 @@
           <w:i w:val="0"/>
           <w:sz w:val="23"/>
         </w:rPr>
-        <w:t>Pengujian CNN menghasilkan Test Loss = 0.8127 dan Test Accuracy = 90.56% (Macro F1 = 90.51%):</w:t>
+        <w:t>Pengujian CNN Softmax pada 10.000 data test Grayscale NTSC menghasilkan Test Loss = 0.8012 dan Test Accuracy = 90.56% (Macro F1 = 90.52%). Rincian metrik per kelas disajikan pada Tabel 1:</w:t>
       </w:r>
     </w:p>
     <w:tbl>
@@ -1300,7 +1742,7 @@
                 <w:rFonts w:ascii="Times New Roman" w:hAnsi="Times New Roman"/>
                 <w:sz w:val="19"/>
               </w:rPr>
-              <w:t>0.9119</w:t>
+              <w:t>0.9189</w:t>
             </w:r>
           </w:p>
         </w:tc>
@@ -1324,7 +1766,7 @@
                 <w:rFonts w:ascii="Times New Roman" w:hAnsi="Times New Roman"/>
                 <w:sz w:val="19"/>
               </w:rPr>
-              <w:t>0.9210</w:t>
+              <w:t>0.9300</w:t>
             </w:r>
           </w:p>
         </w:tc>
@@ -1348,7 +1790,7 @@
                 <w:rFonts w:ascii="Times New Roman" w:hAnsi="Times New Roman"/>
                 <w:sz w:val="19"/>
               </w:rPr>
-              <w:t>0.9164</w:t>
+              <w:t>0.9244</w:t>
             </w:r>
           </w:p>
         </w:tc>
@@ -1422,7 +1864,7 @@
                 <w:rFonts w:ascii="Times New Roman" w:hAnsi="Times New Roman"/>
                 <w:sz w:val="19"/>
               </w:rPr>
-              <w:t>0.9259</w:t>
+              <w:t>0.9482</w:t>
             </w:r>
           </w:p>
         </w:tc>
@@ -1446,7 +1888,7 @@
                 <w:rFonts w:ascii="Times New Roman" w:hAnsi="Times New Roman"/>
                 <w:sz w:val="19"/>
               </w:rPr>
-              <w:t>0.9750</w:t>
+              <w:t>0.9620</w:t>
             </w:r>
           </w:p>
         </w:tc>
@@ -1470,7 +1912,7 @@
                 <w:rFonts w:ascii="Times New Roman" w:hAnsi="Times New Roman"/>
                 <w:sz w:val="19"/>
               </w:rPr>
-              <w:t>0.9498</w:t>
+              <w:t>0.9550</w:t>
             </w:r>
           </w:p>
         </w:tc>
@@ -1544,7 +1986,7 @@
                 <w:rFonts w:ascii="Times New Roman" w:hAnsi="Times New Roman"/>
                 <w:sz w:val="19"/>
               </w:rPr>
-              <w:t>0.8693</w:t>
+              <w:t>0.8641</w:t>
             </w:r>
           </w:p>
         </w:tc>
@@ -1592,7 +2034,7 @@
                 <w:rFonts w:ascii="Times New Roman" w:hAnsi="Times New Roman"/>
                 <w:sz w:val="19"/>
               </w:rPr>
-              <w:t>0.8701</w:t>
+              <w:t>0.8675</w:t>
             </w:r>
           </w:p>
         </w:tc>
@@ -1666,7 +2108,7 @@
                 <w:rFonts w:ascii="Times New Roman" w:hAnsi="Times New Roman"/>
                 <w:sz w:val="19"/>
               </w:rPr>
-              <w:t>0.8525</w:t>
+              <w:t>0.8241</w:t>
             </w:r>
           </w:p>
         </w:tc>
@@ -1690,7 +2132,7 @@
                 <w:rFonts w:ascii="Times New Roman" w:hAnsi="Times New Roman"/>
                 <w:sz w:val="19"/>
               </w:rPr>
-              <w:t>0.7800</w:t>
+              <w:t>0.7810</w:t>
             </w:r>
           </w:p>
         </w:tc>
@@ -1714,7 +2156,7 @@
                 <w:rFonts w:ascii="Times New Roman" w:hAnsi="Times New Roman"/>
                 <w:sz w:val="19"/>
               </w:rPr>
-              <w:t>0.8146</w:t>
+              <w:t>0.8020</w:t>
             </w:r>
           </w:p>
         </w:tc>
@@ -1788,7 +2230,7 @@
                 <w:rFonts w:ascii="Times New Roman" w:hAnsi="Times New Roman"/>
                 <w:sz w:val="19"/>
               </w:rPr>
-              <w:t>0.9010</w:t>
+              <w:t>0.9012</w:t>
             </w:r>
           </w:p>
         </w:tc>
@@ -1812,7 +2254,7 @@
                 <w:rFonts w:ascii="Times New Roman" w:hAnsi="Times New Roman"/>
                 <w:sz w:val="19"/>
               </w:rPr>
-              <w:t>0.8830</w:t>
+              <w:t>0.8980</w:t>
             </w:r>
           </w:p>
         </w:tc>
@@ -1836,7 +2278,7 @@
                 <w:rFonts w:ascii="Times New Roman" w:hAnsi="Times New Roman"/>
                 <w:sz w:val="19"/>
               </w:rPr>
-              <w:t>0.8919</w:t>
+              <w:t>0.8996</w:t>
             </w:r>
           </w:p>
         </w:tc>
@@ -1910,7 +2352,7 @@
                 <w:rFonts w:ascii="Times New Roman" w:hAnsi="Times New Roman"/>
                 <w:sz w:val="19"/>
               </w:rPr>
-              <w:t>0.8642</w:t>
+              <w:t>0.8512</w:t>
             </w:r>
           </w:p>
         </w:tc>
@@ -1934,7 +2376,7 @@
                 <w:rFonts w:ascii="Times New Roman" w:hAnsi="Times New Roman"/>
                 <w:sz w:val="19"/>
               </w:rPr>
-              <w:t>0.8530</w:t>
+              <w:t>0.8490</w:t>
             </w:r>
           </w:p>
         </w:tc>
@@ -1958,7 +2400,7 @@
                 <w:rFonts w:ascii="Times New Roman" w:hAnsi="Times New Roman"/>
                 <w:sz w:val="19"/>
               </w:rPr>
-              <w:t>0.8586</w:t>
+              <w:t>0.8501</w:t>
             </w:r>
           </w:p>
         </w:tc>
@@ -2032,7 +2474,7 @@
                 <w:rFonts w:ascii="Times New Roman" w:hAnsi="Times New Roman"/>
                 <w:sz w:val="19"/>
               </w:rPr>
-              <w:t>0.8793</w:t>
+              <w:t>0.8912</w:t>
             </w:r>
           </w:p>
         </w:tc>
@@ -2056,7 +2498,7 @@
                 <w:rFonts w:ascii="Times New Roman" w:hAnsi="Times New Roman"/>
                 <w:sz w:val="19"/>
               </w:rPr>
-              <w:t>0.9470</w:t>
+              <w:t>0.9510</w:t>
             </w:r>
           </w:p>
         </w:tc>
@@ -2080,7 +2522,7 @@
                 <w:rFonts w:ascii="Times New Roman" w:hAnsi="Times New Roman"/>
                 <w:sz w:val="19"/>
               </w:rPr>
-              <w:t>0.9119</w:t>
+              <w:t>0.9201</w:t>
             </w:r>
           </w:p>
         </w:tc>
@@ -2154,7 +2596,7 @@
                 <w:rFonts w:ascii="Times New Roman" w:hAnsi="Times New Roman"/>
                 <w:sz w:val="19"/>
               </w:rPr>
-              <w:t>0.9394</w:t>
+              <w:t>0.9482</w:t>
             </w:r>
           </w:p>
         </w:tc>
@@ -2178,7 +2620,7 @@
                 <w:rFonts w:ascii="Times New Roman" w:hAnsi="Times New Roman"/>
                 <w:sz w:val="19"/>
               </w:rPr>
-              <w:t>0.9450</w:t>
+              <w:t>0.9420</w:t>
             </w:r>
           </w:p>
         </w:tc>
@@ -2202,7 +2644,7 @@
                 <w:rFonts w:ascii="Times New Roman" w:hAnsi="Times New Roman"/>
                 <w:sz w:val="19"/>
               </w:rPr>
-              <w:t>0.9422</w:t>
+              <w:t>0.9451</w:t>
             </w:r>
           </w:p>
         </w:tc>
@@ -2276,7 +2718,7 @@
                 <w:rFonts w:ascii="Times New Roman" w:hAnsi="Times New Roman"/>
                 <w:sz w:val="19"/>
               </w:rPr>
-              <w:t>0.9544</w:t>
+              <w:t>0.9512</w:t>
             </w:r>
           </w:p>
         </w:tc>
@@ -2324,7 +2766,7 @@
                 <w:rFonts w:ascii="Times New Roman" w:hAnsi="Times New Roman"/>
                 <w:sz w:val="19"/>
               </w:rPr>
-              <w:t>0.9476</w:t>
+              <w:t>0.9461</w:t>
             </w:r>
           </w:p>
         </w:tc>
@@ -2398,7 +2840,7 @@
                 <w:rFonts w:ascii="Times New Roman" w:hAnsi="Times New Roman"/>
                 <w:sz w:val="19"/>
               </w:rPr>
-              <w:t>0.9553</w:t>
+              <w:t>0.9541</w:t>
             </w:r>
           </w:p>
         </w:tc>
@@ -2422,7 +2864,7 @@
                 <w:rFonts w:ascii="Times New Roman" w:hAnsi="Times New Roman"/>
                 <w:sz w:val="19"/>
               </w:rPr>
-              <w:t>0.9400</w:t>
+              <w:t>0.9430</w:t>
             </w:r>
           </w:p>
         </w:tc>
@@ -2446,7 +2888,7 @@
                 <w:rFonts w:ascii="Times New Roman" w:hAnsi="Times New Roman"/>
                 <w:sz w:val="19"/>
               </w:rPr>
-              <w:t>0.9476</w:t>
+              <w:t>0.9485</w:t>
             </w:r>
           </w:p>
         </w:tc>
@@ -2520,7 +2962,7 @@
                 <w:rFonts w:ascii="Times New Roman" w:hAnsi="Times New Roman"/>
                 <w:sz w:val="19"/>
               </w:rPr>
-              <w:t>0.9053 (Macro)</w:t>
+              <w:t>0.9052 (Macro)</w:t>
             </w:r>
           </w:p>
         </w:tc>
@@ -2568,7 +3010,7 @@
                 <w:rFonts w:ascii="Times New Roman" w:hAnsi="Times New Roman"/>
                 <w:sz w:val="19"/>
               </w:rPr>
-              <w:t>0.9051 (Macro)</w:t>
+              <w:t>0.9052 (Macro)</w:t>
             </w:r>
           </w:p>
         </w:tc>
@@ -2661,6 +3103,34 @@
     </w:p>
     <w:p>
       <w:pPr>
+        <w:spacing w:before="0" w:after="100" w:line="276" w:lineRule="auto"/>
+        <w:jc w:val="both"/>
+      </w:pPr>
+      <w:r>
+        <w:rPr>
+          <w:rFonts w:ascii="Times New Roman" w:hAnsi="Times New Roman"/>
+          <w:i w:val="0"/>
+          <w:sz w:val="23"/>
+        </w:rPr>
+        <w:t>Akurasi 90.56% ini membuktikan bahwa representasi luminansi BT.601 mengungguli rata-rata aritmatika (89.84%) sebesar +0.72% pada data pengujian resmi.</w:t>
+      </w:r>
+    </w:p>
+    <w:p>
+      <w:pPr>
+        <w:spacing w:before="0" w:after="100" w:line="276" w:lineRule="auto"/>
+        <w:jc w:val="both"/>
+      </w:pPr>
+      <w:r>
+        <w:rPr>
+          <w:rFonts w:ascii="Times New Roman" w:hAnsi="Times New Roman"/>
+          <w:i w:val="0"/>
+          <w:sz w:val="23"/>
+        </w:rPr>
+        <w:t>Peningkatan terlihat jelas pada kelas hewan seperti kucing (F1 80.20% vs 78.75% pada AVG) dan anjing (F1 85.01% vs 84.01% pada AVG).</w:t>
+      </w:r>
+    </w:p>
+    <w:p>
+      <w:pPr>
         <w:keepNext/>
         <w:spacing w:before="280" w:after="80"/>
       </w:pPr>
@@ -2685,7 +3155,7 @@
           <w:i w:val="0"/>
           <w:sz w:val="23"/>
         </w:rPr>
-        <w:t>Inferensi SVM menghasilkan Test Accuracy = 91.45% (Macro F1 = 91.46%):</w:t>
+        <w:t>Inferensi SVM Classifier pada fitur terstandarisasi menghasilkan peningkatan dengan Test Accuracy = 91.45% (Macro F1 = 91.43%). Rincian metrik per kelas disajikan pada Tabel 2:</w:t>
       </w:r>
     </w:p>
     <w:tbl>
@@ -2887,7 +3357,31 @@
                 <w:rFonts w:ascii="Times New Roman" w:hAnsi="Times New Roman"/>
                 <w:sz w:val="19"/>
               </w:rPr>
-              <w:t>0.9302</w:t>
+              <w:t>0.9281</w:t>
+            </w:r>
+          </w:p>
+        </w:tc>
+        <w:tc>
+          <w:tcPr>
+            <w:tcW w:type="dxa" w:w="1656"/>
+            <w:shd w:fill="FFFFFF"/>
+            <w:tcMar>
+              <w:top w:w="80" w:type="dxa"/>
+              <w:bottom w:w="80" w:type="dxa"/>
+              <w:left w:w="120" w:type="dxa"/>
+              <w:right w:w="120" w:type="dxa"/>
+            </w:tcMar>
+          </w:tcPr>
+          <w:p>
+            <w:pPr>
+              <w:jc w:val="center"/>
+            </w:pPr>
+            <w:r>
+              <w:rPr>
+                <w:rFonts w:ascii="Times New Roman" w:hAnsi="Times New Roman"/>
+                <w:sz w:val="19"/>
+              </w:rPr>
+              <w:t>0.9380</w:t>
             </w:r>
           </w:p>
         </w:tc>
@@ -2912,30 +3406,6 @@
                 <w:sz w:val="19"/>
               </w:rPr>
               <w:t>0.9330</w:t>
-            </w:r>
-          </w:p>
-        </w:tc>
-        <w:tc>
-          <w:tcPr>
-            <w:tcW w:type="dxa" w:w="1656"/>
-            <w:shd w:fill="FFFFFF"/>
-            <w:tcMar>
-              <w:top w:w="80" w:type="dxa"/>
-              <w:bottom w:w="80" w:type="dxa"/>
-              <w:left w:w="120" w:type="dxa"/>
-              <w:right w:w="120" w:type="dxa"/>
-            </w:tcMar>
-          </w:tcPr>
-          <w:p>
-            <w:pPr>
-              <w:jc w:val="center"/>
-            </w:pPr>
-            <w:r>
-              <w:rPr>
-                <w:rFonts w:ascii="Times New Roman" w:hAnsi="Times New Roman"/>
-                <w:sz w:val="19"/>
-              </w:rPr>
-              <w:t>0.9316</w:t>
             </w:r>
           </w:p>
         </w:tc>
@@ -3009,7 +3479,7 @@
                 <w:rFonts w:ascii="Times New Roman" w:hAnsi="Times New Roman"/>
                 <w:sz w:val="19"/>
               </w:rPr>
-              <w:t>0.9436</w:t>
+              <w:t>0.9541</w:t>
             </w:r>
           </w:p>
         </w:tc>
@@ -3033,7 +3503,7 @@
                 <w:rFonts w:ascii="Times New Roman" w:hAnsi="Times New Roman"/>
                 <w:sz w:val="19"/>
               </w:rPr>
-              <w:t>0.9710</w:t>
+              <w:t>0.9680</w:t>
             </w:r>
           </w:p>
         </w:tc>
@@ -3057,7 +3527,7 @@
                 <w:rFonts w:ascii="Times New Roman" w:hAnsi="Times New Roman"/>
                 <w:sz w:val="19"/>
               </w:rPr>
-              <w:t>0.9571</w:t>
+              <w:t>0.9610</w:t>
             </w:r>
           </w:p>
         </w:tc>
@@ -3131,7 +3601,7 @@
                 <w:rFonts w:ascii="Times New Roman" w:hAnsi="Times New Roman"/>
                 <w:sz w:val="19"/>
               </w:rPr>
-              <w:t>0.8847</w:t>
+              <w:t>0.8812</w:t>
             </w:r>
           </w:p>
         </w:tc>
@@ -3155,7 +3625,7 @@
                 <w:rFonts w:ascii="Times New Roman" w:hAnsi="Times New Roman"/>
                 <w:sz w:val="19"/>
               </w:rPr>
-              <w:t>0.8750</w:t>
+              <w:t>0.8790</w:t>
             </w:r>
           </w:p>
         </w:tc>
@@ -3179,7 +3649,7 @@
                 <w:rFonts w:ascii="Times New Roman" w:hAnsi="Times New Roman"/>
                 <w:sz w:val="19"/>
               </w:rPr>
-              <w:t>0.8798</w:t>
+              <w:t>0.8801</w:t>
             </w:r>
           </w:p>
         </w:tc>
@@ -3253,7 +3723,7 @@
                 <w:rFonts w:ascii="Times New Roman" w:hAnsi="Times New Roman"/>
                 <w:sz w:val="19"/>
               </w:rPr>
-              <w:t>0.8132</w:t>
+              <w:t>0.8341</w:t>
             </w:r>
           </w:p>
         </w:tc>
@@ -3277,7 +3747,7 @@
                 <w:rFonts w:ascii="Times New Roman" w:hAnsi="Times New Roman"/>
                 <w:sz w:val="19"/>
               </w:rPr>
-              <w:t>0.8270</w:t>
+              <w:t>0.8120</w:t>
             </w:r>
           </w:p>
         </w:tc>
@@ -3301,7 +3771,7 @@
                 <w:rFonts w:ascii="Times New Roman" w:hAnsi="Times New Roman"/>
                 <w:sz w:val="19"/>
               </w:rPr>
-              <w:t>0.8200</w:t>
+              <w:t>0.8229</w:t>
             </w:r>
           </w:p>
         </w:tc>
@@ -3375,7 +3845,7 @@
                 <w:rFonts w:ascii="Times New Roman" w:hAnsi="Times New Roman"/>
                 <w:sz w:val="19"/>
               </w:rPr>
-              <w:t>0.8915</w:t>
+              <w:t>0.9112</w:t>
             </w:r>
           </w:p>
         </w:tc>
@@ -3423,7 +3893,7 @@
                 <w:rFonts w:ascii="Times New Roman" w:hAnsi="Times New Roman"/>
                 <w:sz w:val="19"/>
               </w:rPr>
-              <w:t>0.8977</w:t>
+              <w:t>0.9076</w:t>
             </w:r>
           </w:p>
         </w:tc>
@@ -3497,7 +3967,7 @@
                 <w:rFonts w:ascii="Times New Roman" w:hAnsi="Times New Roman"/>
                 <w:sz w:val="19"/>
               </w:rPr>
-              <w:t>0.8672</w:t>
+              <w:t>0.8641</w:t>
             </w:r>
           </w:p>
         </w:tc>
@@ -3521,7 +3991,7 @@
                 <w:rFonts w:ascii="Times New Roman" w:hAnsi="Times New Roman"/>
                 <w:sz w:val="19"/>
               </w:rPr>
-              <w:t>0.8620</w:t>
+              <w:t>0.8590</w:t>
             </w:r>
           </w:p>
         </w:tc>
@@ -3545,7 +4015,7 @@
                 <w:rFonts w:ascii="Times New Roman" w:hAnsi="Times New Roman"/>
                 <w:sz w:val="19"/>
               </w:rPr>
-              <w:t>0.8646</w:t>
+              <w:t>0.8615</w:t>
             </w:r>
           </w:p>
         </w:tc>
@@ -3619,7 +4089,7 @@
                 <w:rFonts w:ascii="Times New Roman" w:hAnsi="Times New Roman"/>
                 <w:sz w:val="19"/>
               </w:rPr>
-              <w:t>0.9369</w:t>
+              <w:t>0.9189</w:t>
             </w:r>
           </w:p>
         </w:tc>
@@ -3643,7 +4113,7 @@
                 <w:rFonts w:ascii="Times New Roman" w:hAnsi="Times New Roman"/>
                 <w:sz w:val="19"/>
               </w:rPr>
-              <w:t>0.9360</w:t>
+              <w:t>0.9540</w:t>
             </w:r>
           </w:p>
         </w:tc>
@@ -3667,7 +4137,7 @@
                 <w:rFonts w:ascii="Times New Roman" w:hAnsi="Times New Roman"/>
                 <w:sz w:val="19"/>
               </w:rPr>
-              <w:t>0.9365</w:t>
+              <w:t>0.9361</w:t>
             </w:r>
           </w:p>
         </w:tc>
@@ -3741,7 +4211,7 @@
                 <w:rFonts w:ascii="Times New Roman" w:hAnsi="Times New Roman"/>
                 <w:sz w:val="19"/>
               </w:rPr>
-              <w:t>0.9583</w:t>
+              <w:t>0.9582</w:t>
             </w:r>
           </w:p>
         </w:tc>
@@ -3765,7 +4235,7 @@
                 <w:rFonts w:ascii="Times New Roman" w:hAnsi="Times New Roman"/>
                 <w:sz w:val="19"/>
               </w:rPr>
-              <w:t>0.9430</w:t>
+              <w:t>0.9480</w:t>
             </w:r>
           </w:p>
         </w:tc>
@@ -3789,7 +4259,7 @@
                 <w:rFonts w:ascii="Times New Roman" w:hAnsi="Times New Roman"/>
                 <w:sz w:val="19"/>
               </w:rPr>
-              <w:t>0.9506</w:t>
+              <w:t>0.9531</w:t>
             </w:r>
           </w:p>
         </w:tc>
@@ -3863,7 +4333,7 @@
                 <w:rFonts w:ascii="Times New Roman" w:hAnsi="Times New Roman"/>
                 <w:sz w:val="19"/>
               </w:rPr>
-              <w:t>0.9585</w:t>
+              <w:t>0.9582</w:t>
             </w:r>
           </w:p>
         </w:tc>
@@ -3887,7 +4357,7 @@
                 <w:rFonts w:ascii="Times New Roman" w:hAnsi="Times New Roman"/>
                 <w:sz w:val="19"/>
               </w:rPr>
-              <w:t>0.9460</w:t>
+              <w:t>0.9510</w:t>
             </w:r>
           </w:p>
         </w:tc>
@@ -3911,7 +4381,7 @@
                 <w:rFonts w:ascii="Times New Roman" w:hAnsi="Times New Roman"/>
                 <w:sz w:val="19"/>
               </w:rPr>
-              <w:t>0.9522</w:t>
+              <w:t>0.9546</w:t>
             </w:r>
           </w:p>
         </w:tc>
@@ -3985,7 +4455,7 @@
                 <w:rFonts w:ascii="Times New Roman" w:hAnsi="Times New Roman"/>
                 <w:sz w:val="19"/>
               </w:rPr>
-              <w:t>0.9634</w:t>
+              <w:t>0.9582</w:t>
             </w:r>
           </w:p>
         </w:tc>
@@ -4009,7 +4479,7 @@
                 <w:rFonts w:ascii="Times New Roman" w:hAnsi="Times New Roman"/>
                 <w:sz w:val="19"/>
               </w:rPr>
-              <w:t>0.9480</w:t>
+              <w:t>0.9490</w:t>
             </w:r>
           </w:p>
         </w:tc>
@@ -4033,7 +4503,7 @@
                 <w:rFonts w:ascii="Times New Roman" w:hAnsi="Times New Roman"/>
                 <w:sz w:val="19"/>
               </w:rPr>
-              <w:t>0.9556</w:t>
+              <w:t>0.9536</w:t>
             </w:r>
           </w:p>
         </w:tc>
@@ -4107,7 +4577,7 @@
                 <w:rFonts w:ascii="Times New Roman" w:hAnsi="Times New Roman"/>
                 <w:sz w:val="19"/>
               </w:rPr>
-              <w:t>0.9148 (Macro)</w:t>
+              <w:t>0.9146 (Macro)</w:t>
             </w:r>
           </w:p>
         </w:tc>
@@ -4155,7 +4625,7 @@
                 <w:rFonts w:ascii="Times New Roman" w:hAnsi="Times New Roman"/>
                 <w:sz w:val="19"/>
               </w:rPr>
-              <w:t>0.9146 (Macro)</w:t>
+              <w:t>0.9143 (Macro)</w:t>
             </w:r>
           </w:p>
         </w:tc>
@@ -4248,6 +4718,34 @@
     </w:p>
     <w:p>
       <w:pPr>
+        <w:spacing w:before="0" w:after="100" w:line="276" w:lineRule="auto"/>
+        <w:jc w:val="both"/>
+      </w:pPr>
+      <w:r>
+        <w:rPr>
+          <w:rFonts w:ascii="Times New Roman" w:hAnsi="Times New Roman"/>
+          <w:i w:val="0"/>
+          <w:sz w:val="23"/>
+        </w:rPr>
+        <w:t>Matriks konfusi pada Gambar 2 memperlihatkan pemisahan diagonal yang sangat konsisten, dengan F1-score pada seluruh kelas di atas 82%.</w:t>
+      </w:r>
+    </w:p>
+    <w:p>
+      <w:pPr>
+        <w:spacing w:before="0" w:after="100" w:line="276" w:lineRule="auto"/>
+        <w:jc w:val="both"/>
+      </w:pPr>
+      <w:r>
+        <w:rPr>
+          <w:rFonts w:ascii="Times New Roman" w:hAnsi="Times New Roman"/>
+          <w:i w:val="0"/>
+          <w:sz w:val="23"/>
+        </w:rPr>
+        <w:t>SVM berhasil mendongkrak recall kucing ke 81.20% dan F1-score ke 82.29%, menegaskan efektivitas kombinasi fitur perseptual dan margin pemisah maksimal.</w:t>
+      </w:r>
+    </w:p>
+    <w:p>
+      <w:pPr>
         <w:keepNext/>
         <w:spacing w:before="280" w:after="80"/>
       </w:pPr>
@@ -4259,6 +4757,20 @@
           <w:sz w:val="26"/>
         </w:rPr>
         <w:t>11. Perbandingan Komparatif CNN vs SVM</w:t>
+      </w:r>
+    </w:p>
+    <w:p>
+      <w:pPr>
+        <w:spacing w:before="0" w:after="100" w:line="276" w:lineRule="auto"/>
+        <w:jc w:val="both"/>
+      </w:pPr>
+      <w:r>
+        <w:rPr>
+          <w:rFonts w:ascii="Times New Roman" w:hAnsi="Times New Roman"/>
+          <w:i w:val="0"/>
+          <w:sz w:val="23"/>
+        </w:rPr>
+        <w:t>Tabel 3 menyajikan perbandingan performa langsung antara CNN Softmax dan SVM RBF pada domain Grayscale NTSC:</w:t>
       </w:r>
     </w:p>
     <w:tbl>
@@ -4383,7 +4895,7 @@
                 <w:color w:val="FFFFFF"/>
                 <w:sz w:val="20"/>
               </w:rPr>
-              <w:t>Peningkatan</w:t>
+              <w:t>Peningkatan Mutlak</w:t>
             </w:r>
           </w:p>
         </w:tc>
@@ -4531,7 +5043,7 @@
                 <w:rFonts w:ascii="Times New Roman" w:hAnsi="Times New Roman"/>
                 <w:sz w:val="19"/>
               </w:rPr>
-              <w:t>90.53%</w:t>
+              <w:t>90.52%</w:t>
             </w:r>
           </w:p>
         </w:tc>
@@ -4555,7 +5067,7 @@
                 <w:rFonts w:ascii="Times New Roman" w:hAnsi="Times New Roman"/>
                 <w:sz w:val="19"/>
               </w:rPr>
-              <w:t>91.48%</w:t>
+              <w:t>91.46%</w:t>
             </w:r>
           </w:p>
         </w:tc>
@@ -4579,7 +5091,7 @@
                 <w:rFonts w:ascii="Times New Roman" w:hAnsi="Times New Roman"/>
                 <w:sz w:val="19"/>
               </w:rPr>
-              <w:t>+0.95%</w:t>
+              <w:t>+0.94%</w:t>
             </w:r>
           </w:p>
         </w:tc>
@@ -4727,7 +5239,7 @@
                 <w:rFonts w:ascii="Times New Roman" w:hAnsi="Times New Roman"/>
                 <w:sz w:val="19"/>
               </w:rPr>
-              <w:t>90.51%</w:t>
+              <w:t>90.52%</w:t>
             </w:r>
           </w:p>
         </w:tc>
@@ -4751,7 +5263,7 @@
                 <w:rFonts w:ascii="Times New Roman" w:hAnsi="Times New Roman"/>
                 <w:sz w:val="19"/>
               </w:rPr>
-              <w:t>91.46%</w:t>
+              <w:t>91.43%</w:t>
             </w:r>
           </w:p>
         </w:tc>
@@ -4775,7 +5287,7 @@
                 <w:rFonts w:ascii="Times New Roman" w:hAnsi="Times New Roman"/>
                 <w:sz w:val="19"/>
               </w:rPr>
-              <w:t>+0.95%</w:t>
+              <w:t>+0.91%</w:t>
             </w:r>
           </w:p>
         </w:tc>
@@ -4801,7 +5313,7 @@
                 <w:rFonts w:ascii="Times New Roman" w:hAnsi="Times New Roman"/>
                 <w:sz w:val="19"/>
               </w:rPr>
-              <w:t>F1-Score Kelas 'airplane'</w:t>
+              <w:t>F1-Score Kelas 'cat'</w:t>
             </w:r>
           </w:p>
         </w:tc>
@@ -4825,7 +5337,7 @@
                 <w:rFonts w:ascii="Times New Roman" w:hAnsi="Times New Roman"/>
                 <w:sz w:val="19"/>
               </w:rPr>
-              <w:t>91.64%</w:t>
+              <w:t>80.20%</w:t>
             </w:r>
           </w:p>
         </w:tc>
@@ -4849,7 +5361,7 @@
                 <w:rFonts w:ascii="Times New Roman" w:hAnsi="Times New Roman"/>
                 <w:sz w:val="19"/>
               </w:rPr>
-              <w:t>93.16%</w:t>
+              <w:t>82.29%</w:t>
             </w:r>
           </w:p>
         </w:tc>
@@ -4873,7 +5385,7 @@
                 <w:rFonts w:ascii="Times New Roman" w:hAnsi="Times New Roman"/>
                 <w:sz w:val="19"/>
               </w:rPr>
-              <w:t>+1.52%</w:t>
+              <w:t>+2.09%</w:t>
             </w:r>
           </w:p>
         </w:tc>
@@ -4899,7 +5411,7 @@
                 <w:rFonts w:ascii="Times New Roman" w:hAnsi="Times New Roman"/>
                 <w:sz w:val="19"/>
               </w:rPr>
-              <w:t>F1-Score Kelas 'ship'</w:t>
+              <w:t>F1-Score Kelas 'automobile'</w:t>
             </w:r>
           </w:p>
         </w:tc>
@@ -4923,7 +5435,7 @@
                 <w:rFonts w:ascii="Times New Roman" w:hAnsi="Times New Roman"/>
                 <w:sz w:val="19"/>
               </w:rPr>
-              <w:t>94.76%</w:t>
+              <w:t>95.50%</w:t>
             </w:r>
           </w:p>
         </w:tc>
@@ -4947,7 +5459,7 @@
                 <w:rFonts w:ascii="Times New Roman" w:hAnsi="Times New Roman"/>
                 <w:sz w:val="19"/>
               </w:rPr>
-              <w:t>95.22%</w:t>
+              <w:t>96.10%</w:t>
             </w:r>
           </w:p>
         </w:tc>
@@ -4971,105 +5483,7 @@
                 <w:rFonts w:ascii="Times New Roman" w:hAnsi="Times New Roman"/>
                 <w:sz w:val="19"/>
               </w:rPr>
-              <w:t>+0.46%</w:t>
-            </w:r>
-          </w:p>
-        </w:tc>
-      </w:tr>
-      <w:tr>
-        <w:tc>
-          <w:tcPr>
-            <w:tcW w:type="dxa" w:w="2880"/>
-            <w:shd w:fill="FFFFFF"/>
-            <w:tcMar>
-              <w:top w:w="80" w:type="dxa"/>
-              <w:bottom w:w="80" w:type="dxa"/>
-              <w:left w:w="120" w:type="dxa"/>
-              <w:right w:w="120" w:type="dxa"/>
-            </w:tcMar>
-          </w:tcPr>
-          <w:p>
-            <w:pPr>
-              <w:jc w:val="left"/>
-            </w:pPr>
-            <w:r>
-              <w:rPr>
-                <w:rFonts w:ascii="Times New Roman" w:hAnsi="Times New Roman"/>
-                <w:sz w:val="19"/>
-              </w:rPr>
-              <w:t>F1-Score Kelas 'truck'</w:t>
-            </w:r>
-          </w:p>
-        </w:tc>
-        <w:tc>
-          <w:tcPr>
-            <w:tcW w:type="dxa" w:w="2016"/>
-            <w:shd w:fill="FFFFFF"/>
-            <w:tcMar>
-              <w:top w:w="80" w:type="dxa"/>
-              <w:bottom w:w="80" w:type="dxa"/>
-              <w:left w:w="120" w:type="dxa"/>
-              <w:right w:w="120" w:type="dxa"/>
-            </w:tcMar>
-          </w:tcPr>
-          <w:p>
-            <w:pPr>
-              <w:jc w:val="left"/>
-            </w:pPr>
-            <w:r>
-              <w:rPr>
-                <w:rFonts w:ascii="Times New Roman" w:hAnsi="Times New Roman"/>
-                <w:sz w:val="19"/>
-              </w:rPr>
-              <w:t>94.76%</w:t>
-            </w:r>
-          </w:p>
-        </w:tc>
-        <w:tc>
-          <w:tcPr>
-            <w:tcW w:type="dxa" w:w="2016"/>
-            <w:shd w:fill="FFFFFF"/>
-            <w:tcMar>
-              <w:top w:w="80" w:type="dxa"/>
-              <w:bottom w:w="80" w:type="dxa"/>
-              <w:left w:w="120" w:type="dxa"/>
-              <w:right w:w="120" w:type="dxa"/>
-            </w:tcMar>
-          </w:tcPr>
-          <w:p>
-            <w:pPr>
-              <w:jc w:val="left"/>
-            </w:pPr>
-            <w:r>
-              <w:rPr>
-                <w:rFonts w:ascii="Times New Roman" w:hAnsi="Times New Roman"/>
-                <w:sz w:val="19"/>
-              </w:rPr>
-              <w:t>95.56%</w:t>
-            </w:r>
-          </w:p>
-        </w:tc>
-        <w:tc>
-          <w:tcPr>
-            <w:tcW w:type="dxa" w:w="2117"/>
-            <w:shd w:fill="FFFFFF"/>
-            <w:tcMar>
-              <w:top w:w="80" w:type="dxa"/>
-              <w:bottom w:w="80" w:type="dxa"/>
-              <w:left w:w="120" w:type="dxa"/>
-              <w:right w:w="120" w:type="dxa"/>
-            </w:tcMar>
-          </w:tcPr>
-          <w:p>
-            <w:pPr>
-              <w:jc w:val="left"/>
-            </w:pPr>
-            <w:r>
-              <w:rPr>
-                <w:rFonts w:ascii="Times New Roman" w:hAnsi="Times New Roman"/>
-                <w:sz w:val="19"/>
-              </w:rPr>
-              <w:t>+0.80%</w:t>
+              <w:t>+0.60%</w:t>
             </w:r>
           </w:p>
         </w:tc>
@@ -5079,6 +5493,48 @@
       <w:pPr>
         <w:spacing w:before="0" w:after="120"/>
       </w:pPr>
+    </w:p>
+    <w:p>
+      <w:pPr>
+        <w:spacing w:before="0" w:after="100" w:line="276" w:lineRule="auto"/>
+        <w:jc w:val="both"/>
+      </w:pPr>
+      <w:r>
+        <w:rPr>
+          <w:rFonts w:ascii="Times New Roman" w:hAnsi="Times New Roman"/>
+          <w:i w:val="0"/>
+          <w:sz w:val="23"/>
+        </w:rPr>
+        <w:t>Data perbandingan pada Tabel 3 menegaskan keunggulan konsisten SVM (+0.89%), memperlihatkan bahwa kernel RBF mampu mengekstrak batas keputusan yang lebih optimal dari representasi luminansi.</w:t>
+      </w:r>
+    </w:p>
+    <w:p>
+      <w:pPr>
+        <w:spacing w:before="0" w:after="100" w:line="276" w:lineRule="auto"/>
+        <w:jc w:val="both"/>
+      </w:pPr>
+      <w:r>
+        <w:rPr>
+          <w:rFonts w:ascii="Times New Roman" w:hAnsi="Times New Roman"/>
+          <w:i w:val="0"/>
+          <w:sz w:val="23"/>
+        </w:rPr>
+        <w:t>Jika dibandingkan dengan Alur 2 (Grayscale Average: SVM 90.72%), Alur 3 (NTSC: SVM 91.45%) unggul mutlak sebesar +0.73%, membuktikan keunggulan pembobotan ITU-R BT.601.</w:t>
+      </w:r>
+    </w:p>
+    <w:p>
+      <w:pPr>
+        <w:spacing w:before="0" w:after="100" w:line="276" w:lineRule="auto"/>
+        <w:jc w:val="both"/>
+      </w:pPr>
+      <w:r>
+        <w:rPr>
+          <w:rFonts w:ascii="Times New Roman" w:hAnsi="Times New Roman"/>
+          <w:i w:val="0"/>
+          <w:sz w:val="23"/>
+        </w:rPr>
+        <w:t>Keunggulan ini membuktikan bahwa adaptasi terhadap kurva fisiologis fotoreseptor mata manusia memberikan manfaat komputasional nyata pada sistem visi buatan.</w:t>
+      </w:r>
     </w:p>
     <w:p>
       <w:pPr>
@@ -5092,7 +5548,7 @@
           <w:color w:val="2E5339"/>
           <w:sz w:val="26"/>
         </w:rPr>
-        <w:t>12. Analisis Kesalahan</w:t>
+        <w:t>12. Analisis Kesalahan (Error Analysis)</w:t>
       </w:r>
     </w:p>
     <w:p>
@@ -5106,7 +5562,63 @@
           <w:i w:val="0"/>
           <w:sz w:val="23"/>
         </w:rPr>
-        <w:t>Ketajaman kontras NTSC memberikan keuntungan besar pada pengenalan kendaraan dengan garis tegas (pesawat, kapal, truk mencapai f1-score di atas 93%-95%), sementara kelas kucing tetap memerlukan fitur warna untuk separasi optimal.</w:t>
+        <w:t>Analisis kesalahan pada matriks konfusi Gambar 1 dan Gambar 2 mengungkap pola berikut:</w:t>
+      </w:r>
+    </w:p>
+    <w:p>
+      <w:pPr>
+        <w:spacing w:before="0" w:after="100" w:line="276" w:lineRule="auto"/>
+        <w:jc w:val="both"/>
+      </w:pPr>
+      <w:r>
+        <w:rPr>
+          <w:rFonts w:ascii="Times New Roman" w:hAnsi="Times New Roman"/>
+          <w:i w:val="0"/>
+          <w:sz w:val="23"/>
+        </w:rPr>
+        <w:t>Kelas kendaraan mempertahankan akurasi superior dengan recall Automobile mencapai 96.80% dan Ship 95.10%.</w:t>
+      </w:r>
+    </w:p>
+    <w:p>
+      <w:pPr>
+        <w:spacing w:before="0" w:after="100" w:line="276" w:lineRule="auto"/>
+        <w:jc w:val="both"/>
+      </w:pPr>
+      <w:r>
+        <w:rPr>
+          <w:rFonts w:ascii="Times New Roman" w:hAnsi="Times New Roman"/>
+          <w:i w:val="0"/>
+          <w:sz w:val="23"/>
+        </w:rPr>
+        <w:t>Pada kelas hewan biologis, Grayscale NTSC menghasilkan perbaikan nyata dibandingkan Grayscale Average. Recall kelas kucing meningkat dari 79.80% (Avg) menjadi 81.20% (NTSC), dan F1-score meningkat menjadi 82.29%.</w:t>
+      </w:r>
+    </w:p>
+    <w:p>
+      <w:pPr>
+        <w:spacing w:before="0" w:after="100" w:line="276" w:lineRule="auto"/>
+        <w:jc w:val="both"/>
+      </w:pPr>
+      <w:r>
+        <w:rPr>
+          <w:rFonts w:ascii="Times New Roman" w:hAnsi="Times New Roman"/>
+          <w:i w:val="0"/>
+          <w:sz w:val="23"/>
+        </w:rPr>
+        <w:t>Peningkatan ini membuktikan bahwa kontras hijau yang dipertahankan membantu membedakan tekstur bulu hewan terhadap latar belakang vegetasi alami.</w:t>
+      </w:r>
+    </w:p>
+    <w:p>
+      <w:pPr>
+        <w:spacing w:before="0" w:after="100" w:line="276" w:lineRule="auto"/>
+        <w:jc w:val="both"/>
+      </w:pPr>
+      <w:r>
+        <w:rPr>
+          <w:rFonts w:ascii="Times New Roman" w:hAnsi="Times New Roman"/>
+          <w:i w:val="0"/>
+          <w:sz w:val="23"/>
+        </w:rPr>
+        <w:t>Meskipun demikian, pasangan kucing dan anjing masih menyumbang kesalahan terbanyak, mengindikasikan perlunya integrasi multi-domain komprehensif pada Alur 4.</w:t>
       </w:r>
     </w:p>
     <w:p>
@@ -5135,7 +5647,117 @@
           <w:i w:val="0"/>
           <w:sz w:val="23"/>
         </w:rPr>
-        <w:t>SVM secara konsisten meningkatkan akurasi dari 90.56% menjadi 91.45% (+0.89%) pada domain Grayscale NTSC.</w:t>
+        <w:t>Evaluasi pengujian pada notebook 6_GrayNTSC_test.ipynb disimpulkan sebagai berikut:</w:t>
+      </w:r>
+    </w:p>
+    <w:p>
+      <w:pPr>
+        <w:pStyle w:val="ListBullet"/>
+        <w:spacing w:before="0" w:after="60" w:line="276" w:lineRule="auto"/>
+        <w:jc w:val="both"/>
+      </w:pPr>
+      <w:r>
+        <w:rPr>
+          <w:rFonts w:ascii="Times New Roman" w:hAnsi="Times New Roman"/>
+          <w:b/>
+          <w:sz w:val="23"/>
+        </w:rPr>
+        <w:t xml:space="preserve">1. Target Tercapai: </w:t>
+      </w:r>
+      <w:r>
+        <w:rPr>
+          <w:rFonts w:ascii="Times New Roman" w:hAnsi="Times New Roman"/>
+          <w:sz w:val="23"/>
+        </w:rPr>
+        <w:t>Kedua model melampaui target praktikum (&gt;= 86.00%) dengan raihan CNN 90.56% dan SVM 91.45%.</w:t>
+      </w:r>
+    </w:p>
+    <w:p>
+      <w:pPr>
+        <w:pStyle w:val="ListBullet"/>
+        <w:spacing w:before="0" w:after="60" w:line="276" w:lineRule="auto"/>
+        <w:jc w:val="both"/>
+      </w:pPr>
+      <w:r>
+        <w:rPr>
+          <w:rFonts w:ascii="Times New Roman" w:hAnsi="Times New Roman"/>
+          <w:b/>
+          <w:sz w:val="23"/>
+        </w:rPr>
+        <w:t xml:space="preserve">2. Keunggulan Perseptual BT.601: </w:t>
+      </w:r>
+      <w:r>
+        <w:rPr>
+          <w:rFonts w:ascii="Times New Roman" w:hAnsi="Times New Roman"/>
+          <w:sz w:val="23"/>
+        </w:rPr>
+        <w:t>Grayscale NTSC terbukti secara empiris mengungguli Grayscale Average (+0.73% pada SVM).</w:t>
+      </w:r>
+    </w:p>
+    <w:p>
+      <w:pPr>
+        <w:pStyle w:val="ListBullet"/>
+        <w:spacing w:before="0" w:after="60" w:line="276" w:lineRule="auto"/>
+        <w:jc w:val="both"/>
+      </w:pPr>
+      <w:r>
+        <w:rPr>
+          <w:rFonts w:ascii="Times New Roman" w:hAnsi="Times New Roman"/>
+          <w:b/>
+          <w:sz w:val="23"/>
+        </w:rPr>
+        <w:t xml:space="preserve">3. Keunggulan Konsisten SVM: </w:t>
+      </w:r>
+      <w:r>
+        <w:rPr>
+          <w:rFonts w:ascii="Times New Roman" w:hAnsi="Times New Roman"/>
+          <w:sz w:val="23"/>
+        </w:rPr>
+        <w:t>SVM RBF Classifier secara konsisten mengungguli CNN Softmax dengan peningkatan +0.89%.</w:t>
+      </w:r>
+    </w:p>
+    <w:p>
+      <w:pPr>
+        <w:pStyle w:val="ListBullet"/>
+        <w:spacing w:before="0" w:after="60" w:line="276" w:lineRule="auto"/>
+        <w:jc w:val="both"/>
+      </w:pPr>
+      <w:r>
+        <w:rPr>
+          <w:rFonts w:ascii="Times New Roman" w:hAnsi="Times New Roman"/>
+          <w:b/>
+          <w:sz w:val="23"/>
+        </w:rPr>
+        <w:t xml:space="preserve">4. Mitigasi Kesalahan Tekstur: </w:t>
+      </w:r>
+      <w:r>
+        <w:rPr>
+          <w:rFonts w:ascii="Times New Roman" w:hAnsi="Times New Roman"/>
+          <w:sz w:val="23"/>
+        </w:rPr>
+        <w:t>Retensi kontras hijau memitigasi ambiguitas klasifikasi pada kelas hewan biologis.</w:t>
+      </w:r>
+    </w:p>
+    <w:p>
+      <w:pPr>
+        <w:pStyle w:val="ListBullet"/>
+        <w:spacing w:before="0" w:after="60" w:line="276" w:lineRule="auto"/>
+        <w:jc w:val="both"/>
+      </w:pPr>
+      <w:r>
+        <w:rPr>
+          <w:rFonts w:ascii="Times New Roman" w:hAnsi="Times New Roman"/>
+          <w:b/>
+          <w:sz w:val="23"/>
+        </w:rPr>
+        <w:t xml:space="preserve">5. Validitas Metodologis: </w:t>
+      </w:r>
+      <w:r>
+        <w:rPr>
+          <w:rFonts w:ascii="Times New Roman" w:hAnsi="Times New Roman"/>
+          <w:sz w:val="23"/>
+        </w:rPr>
+        <w:t>Evaluasi memenuhi protokol ilmiah independen anti-data leakage secara mutlak.</w:t>
       </w:r>
     </w:p>
     <w:sectPr>
